--- a/Rac ip,ocr&olr.docx
+++ b/Rac ip,ocr&olr.docx
@@ -1,6 +1,6 @@
 
 <file path=word/document.xml><?xml version="1.0" encoding="utf-8"?>
-<w:document xmlns:wpc="http://schemas.microsoft.com/office/word/2010/wordprocessingCanvas" xmlns:mc="http://schemas.openxmlformats.org/markup-compatibility/2006" xmlns:o="urn:schemas-microsoft-com:office:office" xmlns:r="http://schemas.openxmlformats.org/officeDocument/2006/relationships" xmlns:m="http://schemas.openxmlformats.org/officeDocument/2006/math" xmlns:v="urn:schemas-microsoft-com:vml" xmlns:wp14="http://schemas.microsoft.com/office/word/2010/wordprocessingDrawing" xmlns:wp="http://schemas.openxmlformats.org/drawingml/2006/wordprocessingDrawing" xmlns:w10="urn:schemas-microsoft-com:office:word" xmlns:w="http://schemas.openxmlformats.org/wordprocessingml/2006/main" xmlns:w14="http://schemas.microsoft.com/office/word/2010/wordml" xmlns:w15="http://schemas.microsoft.com/office/word/2012/wordml" xmlns:wpg="http://schemas.microsoft.com/office/word/2010/wordprocessingGroup" xmlns:wpi="http://schemas.microsoft.com/office/word/2010/wordprocessingInk" xmlns:wne="http://schemas.microsoft.com/office/word/2006/wordml" xmlns:wps="http://schemas.microsoft.com/office/word/2010/wordprocessingShape" mc:Ignorable="w14 w15 wp14">
+<w:document xmlns:wpc="http://schemas.microsoft.com/office/word/2010/wordprocessingCanvas" xmlns:cx="http://schemas.microsoft.com/office/drawing/2014/chartex" xmlns:cx1="http://schemas.microsoft.com/office/drawing/2015/9/8/chartex" xmlns:cx2="http://schemas.microsoft.com/office/drawing/2015/10/21/chartex" xmlns:cx3="http://schemas.microsoft.com/office/drawing/2016/5/9/chartex" xmlns:cx4="http://schemas.microsoft.com/office/drawing/2016/5/10/chartex" xmlns:cx5="http://schemas.microsoft.com/office/drawing/2016/5/11/chartex" xmlns:cx6="http://schemas.microsoft.com/office/drawing/2016/5/12/chartex" xmlns:cx7="http://schemas.microsoft.com/office/drawing/2016/5/13/chartex" xmlns:cx8="http://schemas.microsoft.com/office/drawing/2016/5/14/chartex" xmlns:mc="http://schemas.openxmlformats.org/markup-compatibility/2006" xmlns:aink="http://schemas.microsoft.com/office/drawing/2016/ink" xmlns:am3d="http://schemas.microsoft.com/office/drawing/2017/model3d" xmlns:o="urn:schemas-microsoft-com:office:office" xmlns:oel="http://schemas.microsoft.com/office/2019/extlst" xmlns:r="http://schemas.openxmlformats.org/officeDocument/2006/relationships" xmlns:m="http://schemas.openxmlformats.org/officeDocument/2006/math" xmlns:v="urn:schemas-microsoft-com:vml" xmlns:wp14="http://schemas.microsoft.com/office/word/2010/wordprocessingDrawing" xmlns:wp="http://schemas.openxmlformats.org/drawingml/2006/wordprocessingDrawing" xmlns:w10="urn:schemas-microsoft-com:office:word" xmlns:w="http://schemas.openxmlformats.org/wordprocessingml/2006/main" xmlns:w14="http://schemas.microsoft.com/office/word/2010/wordml" xmlns:w15="http://schemas.microsoft.com/office/word/2012/wordml" xmlns:w16cex="http://schemas.microsoft.com/office/word/2018/wordml/cex" xmlns:w16cid="http://schemas.microsoft.com/office/word/2016/wordml/cid" xmlns:w16="http://schemas.microsoft.com/office/word/2018/wordml" xmlns:w16du="http://schemas.microsoft.com/office/word/2023/wordml/word16du" xmlns:w16sdtdh="http://schemas.microsoft.com/office/word/2020/wordml/sdtdatahash" xmlns:w16sdtfl="http://schemas.microsoft.com/office/word/2024/wordml/sdtformatlock" xmlns:w16se="http://schemas.microsoft.com/office/word/2015/wordml/symex" xmlns:wpg="http://schemas.microsoft.com/office/word/2010/wordprocessingGroup" xmlns:wpi="http://schemas.microsoft.com/office/word/2010/wordprocessingInk" xmlns:wne="http://schemas.microsoft.com/office/word/2006/wordml" xmlns:wps="http://schemas.microsoft.com/office/word/2010/wordprocessingShape" mc:Ignorable="w14 w15 w16se w16cid w16 w16cex w16sdtdh w16sdtfl w16du wp14">
   <w:body>
     <w:p>
       <w:pPr>
@@ -38,7 +38,6 @@
         </w:rPr>
         <w:t xml:space="preserve">                    </w:t>
       </w:r>
-      <w:proofErr w:type="spellStart"/>
       <w:r>
         <w:rPr>
           <w:rFonts w:ascii="Segoe UI" w:eastAsia="Times New Roman" w:hAnsi="Segoe UI" w:cs="Segoe UI"/>
@@ -48,19 +47,7 @@
           <w:szCs w:val="24"/>
           <w:lang w:val="en-US" w:eastAsia="en-IN"/>
         </w:rPr>
-        <w:t>Rac</w:t>
-      </w:r>
-      <w:proofErr w:type="spellEnd"/>
-      <w:r>
-        <w:rPr>
-          <w:rFonts w:ascii="Segoe UI" w:eastAsia="Times New Roman" w:hAnsi="Segoe UI" w:cs="Segoe UI"/>
-          <w:b/>
-          <w:color w:val="4472C4" w:themeColor="accent5"/>
-          <w:sz w:val="24"/>
-          <w:szCs w:val="24"/>
-          <w:lang w:val="en-US" w:eastAsia="en-IN"/>
-        </w:rPr>
-        <w:t xml:space="preserve"> </w:t>
+        <w:t xml:space="preserve">Rac </w:t>
       </w:r>
       <w:proofErr w:type="spellStart"/>
       <w:r>
@@ -988,7 +975,6 @@
         <w:t xml:space="preserve">Local Listener: </w:t>
       </w:r>
       <w:proofErr w:type="spellStart"/>
-      <w:proofErr w:type="gramStart"/>
       <w:r>
         <w:rPr>
           <w:lang w:val="en-US"/>
@@ -996,7 +982,6 @@
         <w:t>vip</w:t>
       </w:r>
       <w:proofErr w:type="spellEnd"/>
-      <w:proofErr w:type="gramEnd"/>
       <w:r>
         <w:rPr>
           <w:lang w:val="en-US"/>
@@ -1418,7 +1403,6 @@
         </w:rPr>
       </w:pPr>
       <w:proofErr w:type="spellStart"/>
-      <w:proofErr w:type="gramStart"/>
       <w:r>
         <w:rPr>
           <w:rFonts w:eastAsia="Times New Roman" w:cstheme="minorHAnsi"/>
@@ -1430,7 +1414,6 @@
         <w:t>ocrcheck</w:t>
       </w:r>
       <w:proofErr w:type="spellEnd"/>
-      <w:proofErr w:type="gramEnd"/>
       <w:r>
         <w:rPr>
           <w:rFonts w:eastAsia="Times New Roman" w:cstheme="minorHAnsi"/>
@@ -1486,68 +1469,86 @@
         </w:rPr>
       </w:pPr>
       <w:proofErr w:type="spellStart"/>
+      <w:r>
+        <w:rPr>
+          <w:rFonts w:eastAsia="Times New Roman" w:cstheme="minorHAnsi"/>
+          <w:b/>
+          <w:bCs/>
+          <w:szCs w:val="24"/>
+          <w:lang w:eastAsia="en-IN"/>
+        </w:rPr>
+        <w:t>o</w:t>
+      </w:r>
+      <w:r>
+        <w:rPr>
+          <w:rFonts w:eastAsia="Times New Roman" w:cstheme="minorHAnsi"/>
+          <w:b/>
+          <w:bCs/>
+          <w:szCs w:val="24"/>
+          <w:lang w:eastAsia="en-IN"/>
+        </w:rPr>
+        <w:t>crconfig</w:t>
+      </w:r>
+      <w:proofErr w:type="spellEnd"/>
+      <w:r>
+        <w:rPr>
+          <w:rFonts w:eastAsia="Times New Roman" w:cstheme="minorHAnsi"/>
+          <w:b/>
+          <w:bCs/>
+          <w:szCs w:val="24"/>
+          <w:lang w:eastAsia="en-IN"/>
+        </w:rPr>
+        <w:t xml:space="preserve"> –</w:t>
+      </w:r>
+      <w:proofErr w:type="spellStart"/>
+      <w:r>
+        <w:rPr>
+          <w:rFonts w:eastAsia="Times New Roman" w:cstheme="minorHAnsi"/>
+          <w:b/>
+          <w:bCs/>
+          <w:szCs w:val="24"/>
+          <w:lang w:eastAsia="en-IN"/>
+        </w:rPr>
+        <w:t>showbackup</w:t>
+      </w:r>
+      <w:proofErr w:type="spellEnd"/>
+      <w:r>
+        <w:rPr>
+          <w:rFonts w:eastAsia="Times New Roman" w:cstheme="minorHAnsi"/>
+          <w:bCs/>
+          <w:szCs w:val="24"/>
+          <w:lang w:eastAsia="en-IN"/>
+        </w:rPr>
+        <w:t xml:space="preserve"> </w:t>
+      </w:r>
+      <w:r>
+        <w:rPr>
+          <w:rFonts w:eastAsia="Times New Roman" w:cstheme="minorHAnsi"/>
+          <w:bCs/>
+          <w:szCs w:val="24"/>
+          <w:lang w:eastAsia="en-IN"/>
+        </w:rPr>
+        <w:t xml:space="preserve">this will </w:t>
+      </w:r>
       <w:proofErr w:type="gramStart"/>
       <w:r>
         <w:rPr>
           <w:rFonts w:eastAsia="Times New Roman" w:cstheme="minorHAnsi"/>
-          <w:b/>
           <w:bCs/>
           <w:szCs w:val="24"/>
           <w:lang w:eastAsia="en-IN"/>
         </w:rPr>
-        <w:t>o</w:t>
-      </w:r>
-      <w:r>
-        <w:rPr>
-          <w:rFonts w:eastAsia="Times New Roman" w:cstheme="minorHAnsi"/>
-          <w:b/>
+        <w:t>shows</w:t>
+      </w:r>
+      <w:proofErr w:type="gramEnd"/>
+      <w:r>
+        <w:rPr>
+          <w:rFonts w:eastAsia="Times New Roman" w:cstheme="minorHAnsi"/>
           <w:bCs/>
           <w:szCs w:val="24"/>
           <w:lang w:eastAsia="en-IN"/>
         </w:rPr>
-        <w:t>crconfig</w:t>
-      </w:r>
-      <w:proofErr w:type="spellEnd"/>
-      <w:proofErr w:type="gramEnd"/>
-      <w:r>
-        <w:rPr>
-          <w:rFonts w:eastAsia="Times New Roman" w:cstheme="minorHAnsi"/>
-          <w:b/>
-          <w:bCs/>
-          <w:szCs w:val="24"/>
-          <w:lang w:eastAsia="en-IN"/>
-        </w:rPr>
-        <w:t xml:space="preserve"> –</w:t>
-      </w:r>
-      <w:proofErr w:type="spellStart"/>
-      <w:r>
-        <w:rPr>
-          <w:rFonts w:eastAsia="Times New Roman" w:cstheme="minorHAnsi"/>
-          <w:b/>
-          <w:bCs/>
-          <w:szCs w:val="24"/>
-          <w:lang w:eastAsia="en-IN"/>
-        </w:rPr>
-        <w:t>showbackup</w:t>
-      </w:r>
-      <w:proofErr w:type="spellEnd"/>
-      <w:r>
-        <w:rPr>
-          <w:rFonts w:eastAsia="Times New Roman" w:cstheme="minorHAnsi"/>
-          <w:bCs/>
-          <w:szCs w:val="24"/>
-          <w:lang w:eastAsia="en-IN"/>
-        </w:rPr>
-        <w:t xml:space="preserve"> </w:t>
-      </w:r>
-      <w:r>
-        <w:rPr>
-          <w:rFonts w:eastAsia="Times New Roman" w:cstheme="minorHAnsi"/>
-          <w:bCs/>
-          <w:szCs w:val="24"/>
-          <w:lang w:eastAsia="en-IN"/>
-        </w:rPr>
-        <w:t xml:space="preserve">this will shows the </w:t>
+        <w:t xml:space="preserve"> the </w:t>
       </w:r>
       <w:r>
         <w:rPr>
@@ -1585,7 +1586,6 @@
         </w:rPr>
       </w:pPr>
       <w:proofErr w:type="spellStart"/>
-      <w:proofErr w:type="gramStart"/>
       <w:r>
         <w:rPr>
           <w:rFonts w:eastAsia="Times New Roman" w:cstheme="minorHAnsi"/>
@@ -1608,7 +1608,6 @@
         <w:t>crconfig</w:t>
       </w:r>
       <w:proofErr w:type="spellEnd"/>
-      <w:proofErr w:type="gramEnd"/>
       <w:r>
         <w:rPr>
           <w:rFonts w:eastAsia="Times New Roman" w:cstheme="minorHAnsi"/>
@@ -2259,970 +2258,982 @@
         <w:t xml:space="preserve">Restore </w:t>
       </w:r>
       <w:proofErr w:type="spellStart"/>
+      <w:r>
+        <w:rPr>
+          <w:rFonts w:eastAsia="Times New Roman" w:cstheme="minorHAnsi"/>
+          <w:b/>
+          <w:szCs w:val="24"/>
+          <w:lang w:eastAsia="en-IN"/>
+        </w:rPr>
+        <w:t>ocr</w:t>
+      </w:r>
+      <w:proofErr w:type="spellEnd"/>
+      <w:r>
+        <w:rPr>
+          <w:rFonts w:eastAsia="Times New Roman" w:cstheme="minorHAnsi"/>
+          <w:b/>
+          <w:szCs w:val="24"/>
+          <w:lang w:eastAsia="en-IN"/>
+        </w:rPr>
+        <w:t xml:space="preserve"> from backup.</w:t>
+      </w:r>
+    </w:p>
+    <w:p>
+      <w:pPr>
+        <w:pStyle w:val="ListParagraph"/>
+        <w:numPr>
+          <w:ilvl w:val="0"/>
+          <w:numId w:val="1"/>
+        </w:numPr>
+        <w:spacing w:before="100" w:beforeAutospacing="1" w:after="0" w:line="240" w:lineRule="auto"/>
+        <w:rPr>
+          <w:rFonts w:eastAsia="Times New Roman" w:cstheme="minorHAnsi"/>
+          <w:szCs w:val="24"/>
+          <w:lang w:eastAsia="en-IN"/>
+        </w:rPr>
+      </w:pPr>
+      <w:proofErr w:type="spellStart"/>
+      <w:r>
+        <w:rPr>
+          <w:rFonts w:eastAsia="Times New Roman" w:cstheme="minorHAnsi"/>
+          <w:szCs w:val="24"/>
+          <w:lang w:eastAsia="en-IN"/>
+        </w:rPr>
+        <w:t>o</w:t>
+      </w:r>
+      <w:r>
+        <w:rPr>
+          <w:rFonts w:eastAsia="Times New Roman" w:cstheme="minorHAnsi"/>
+          <w:szCs w:val="24"/>
+          <w:lang w:eastAsia="en-IN"/>
+        </w:rPr>
+        <w:t>crconfig</w:t>
+      </w:r>
+      <w:proofErr w:type="spellEnd"/>
+      <w:r>
+        <w:rPr>
+          <w:rFonts w:eastAsia="Times New Roman" w:cstheme="minorHAnsi"/>
+          <w:szCs w:val="24"/>
+          <w:lang w:eastAsia="en-IN"/>
+        </w:rPr>
+        <w:t xml:space="preserve"> – resource &lt;backup location&gt;</w:t>
+      </w:r>
+    </w:p>
+    <w:p>
+      <w:pPr>
+        <w:pStyle w:val="ListParagraph"/>
+        <w:numPr>
+          <w:ilvl w:val="0"/>
+          <w:numId w:val="4"/>
+        </w:numPr>
+        <w:spacing w:before="100" w:beforeAutospacing="1" w:after="0" w:line="240" w:lineRule="auto"/>
+        <w:rPr>
+          <w:rFonts w:eastAsia="Times New Roman" w:cstheme="minorHAnsi"/>
+          <w:b/>
+          <w:szCs w:val="24"/>
+          <w:lang w:eastAsia="en-IN"/>
+        </w:rPr>
+      </w:pPr>
+      <w:r>
+        <w:rPr>
+          <w:rFonts w:eastAsia="Times New Roman" w:cstheme="minorHAnsi"/>
+          <w:b/>
+          <w:szCs w:val="24"/>
+          <w:lang w:eastAsia="en-IN"/>
+        </w:rPr>
+        <w:t xml:space="preserve">Check </w:t>
+      </w:r>
+      <w:proofErr w:type="spellStart"/>
+      <w:r>
+        <w:rPr>
+          <w:rFonts w:eastAsia="Times New Roman" w:cstheme="minorHAnsi"/>
+          <w:b/>
+          <w:szCs w:val="24"/>
+          <w:lang w:eastAsia="en-IN"/>
+        </w:rPr>
+        <w:t>ocr</w:t>
+      </w:r>
+      <w:proofErr w:type="spellEnd"/>
+      <w:r>
+        <w:rPr>
+          <w:rFonts w:eastAsia="Times New Roman" w:cstheme="minorHAnsi"/>
+          <w:b/>
+          <w:szCs w:val="24"/>
+          <w:lang w:eastAsia="en-IN"/>
+        </w:rPr>
+        <w:t xml:space="preserve"> integrity.</w:t>
+      </w:r>
+    </w:p>
+    <w:p>
+      <w:pPr>
+        <w:pStyle w:val="ListParagraph"/>
+        <w:numPr>
+          <w:ilvl w:val="0"/>
+          <w:numId w:val="1"/>
+        </w:numPr>
+        <w:spacing w:before="100" w:beforeAutospacing="1" w:after="0" w:line="240" w:lineRule="auto"/>
+        <w:rPr>
+          <w:rFonts w:eastAsia="Times New Roman" w:cstheme="minorHAnsi"/>
+          <w:szCs w:val="24"/>
+          <w:lang w:eastAsia="en-IN"/>
+        </w:rPr>
+      </w:pPr>
+      <w:proofErr w:type="spellStart"/>
+      <w:r>
+        <w:rPr>
+          <w:rFonts w:eastAsia="Times New Roman" w:cstheme="minorHAnsi"/>
+          <w:szCs w:val="24"/>
+          <w:lang w:eastAsia="en-IN"/>
+        </w:rPr>
+        <w:t>o</w:t>
+      </w:r>
+      <w:r>
+        <w:rPr>
+          <w:rFonts w:eastAsia="Times New Roman" w:cstheme="minorHAnsi"/>
+          <w:szCs w:val="24"/>
+          <w:lang w:eastAsia="en-IN"/>
+        </w:rPr>
+        <w:t>crcheck</w:t>
+      </w:r>
+      <w:proofErr w:type="spellEnd"/>
+    </w:p>
+    <w:p>
+      <w:pPr>
+        <w:pStyle w:val="ListParagraph"/>
+        <w:numPr>
+          <w:ilvl w:val="0"/>
+          <w:numId w:val="4"/>
+        </w:numPr>
+        <w:spacing w:before="100" w:beforeAutospacing="1" w:after="0" w:line="240" w:lineRule="auto"/>
+        <w:rPr>
+          <w:rFonts w:eastAsia="Times New Roman" w:cstheme="minorHAnsi"/>
+          <w:b/>
+          <w:szCs w:val="24"/>
+          <w:lang w:eastAsia="en-IN"/>
+        </w:rPr>
+      </w:pPr>
+      <w:r>
+        <w:rPr>
+          <w:rFonts w:eastAsia="Times New Roman" w:cstheme="minorHAnsi"/>
+          <w:b/>
+          <w:szCs w:val="24"/>
+          <w:lang w:eastAsia="en-IN"/>
+        </w:rPr>
+        <w:t xml:space="preserve">Stop </w:t>
+      </w:r>
+      <w:proofErr w:type="spellStart"/>
+      <w:r>
+        <w:rPr>
+          <w:rFonts w:eastAsia="Times New Roman" w:cstheme="minorHAnsi"/>
+          <w:b/>
+          <w:szCs w:val="24"/>
+          <w:lang w:eastAsia="en-IN"/>
+        </w:rPr>
+        <w:t>crs</w:t>
+      </w:r>
+      <w:proofErr w:type="spellEnd"/>
+      <w:r>
+        <w:rPr>
+          <w:rFonts w:eastAsia="Times New Roman" w:cstheme="minorHAnsi"/>
+          <w:b/>
+          <w:szCs w:val="24"/>
+          <w:lang w:eastAsia="en-IN"/>
+        </w:rPr>
+        <w:t xml:space="preserve"> from </w:t>
+      </w:r>
+      <w:proofErr w:type="spellStart"/>
+      <w:r>
+        <w:rPr>
+          <w:rFonts w:eastAsia="Times New Roman" w:cstheme="minorHAnsi"/>
+          <w:b/>
+          <w:szCs w:val="24"/>
+          <w:lang w:eastAsia="en-IN"/>
+        </w:rPr>
+        <w:t>execlusive</w:t>
+      </w:r>
+      <w:proofErr w:type="spellEnd"/>
+      <w:r>
+        <w:rPr>
+          <w:rFonts w:eastAsia="Times New Roman" w:cstheme="minorHAnsi"/>
+          <w:b/>
+          <w:szCs w:val="24"/>
+          <w:lang w:eastAsia="en-IN"/>
+        </w:rPr>
+        <w:t xml:space="preserve"> mode.</w:t>
+      </w:r>
+    </w:p>
+    <w:p>
+      <w:pPr>
+        <w:pStyle w:val="ListParagraph"/>
+        <w:numPr>
+          <w:ilvl w:val="0"/>
+          <w:numId w:val="1"/>
+        </w:numPr>
+        <w:spacing w:before="100" w:beforeAutospacing="1" w:after="0" w:line="240" w:lineRule="auto"/>
+        <w:rPr>
+          <w:rFonts w:eastAsia="Times New Roman" w:cstheme="minorHAnsi"/>
+          <w:szCs w:val="24"/>
+          <w:lang w:eastAsia="en-IN"/>
+        </w:rPr>
+      </w:pPr>
+      <w:proofErr w:type="spellStart"/>
+      <w:r>
+        <w:rPr>
+          <w:rFonts w:eastAsia="Times New Roman" w:cstheme="minorHAnsi"/>
+          <w:szCs w:val="24"/>
+          <w:lang w:eastAsia="en-IN"/>
+        </w:rPr>
+        <w:t>c</w:t>
+      </w:r>
+      <w:r>
+        <w:rPr>
+          <w:rFonts w:eastAsia="Times New Roman" w:cstheme="minorHAnsi"/>
+          <w:szCs w:val="24"/>
+          <w:lang w:eastAsia="en-IN"/>
+        </w:rPr>
+        <w:t>rsclt</w:t>
+      </w:r>
+      <w:proofErr w:type="spellEnd"/>
+      <w:r>
+        <w:rPr>
+          <w:rFonts w:eastAsia="Times New Roman" w:cstheme="minorHAnsi"/>
+          <w:szCs w:val="24"/>
+          <w:lang w:eastAsia="en-IN"/>
+        </w:rPr>
+        <w:t xml:space="preserve"> stop </w:t>
+      </w:r>
+      <w:proofErr w:type="spellStart"/>
+      <w:r>
+        <w:rPr>
+          <w:rFonts w:eastAsia="Times New Roman" w:cstheme="minorHAnsi"/>
+          <w:szCs w:val="24"/>
+          <w:lang w:eastAsia="en-IN"/>
+        </w:rPr>
+        <w:t>crs</w:t>
+      </w:r>
+      <w:proofErr w:type="spellEnd"/>
+      <w:r>
+        <w:rPr>
+          <w:rFonts w:eastAsia="Times New Roman" w:cstheme="minorHAnsi"/>
+          <w:szCs w:val="24"/>
+          <w:lang w:eastAsia="en-IN"/>
+        </w:rPr>
+        <w:t xml:space="preserve"> –f</w:t>
+      </w:r>
+    </w:p>
+    <w:p>
+      <w:pPr>
+        <w:pStyle w:val="ListParagraph"/>
+        <w:numPr>
+          <w:ilvl w:val="0"/>
+          <w:numId w:val="4"/>
+        </w:numPr>
+        <w:spacing w:before="100" w:beforeAutospacing="1" w:after="0" w:line="240" w:lineRule="auto"/>
+        <w:rPr>
+          <w:rFonts w:eastAsia="Times New Roman" w:cstheme="minorHAnsi"/>
+          <w:b/>
+          <w:szCs w:val="24"/>
+          <w:lang w:eastAsia="en-IN"/>
+        </w:rPr>
+      </w:pPr>
+      <w:r>
+        <w:rPr>
+          <w:rFonts w:eastAsia="Times New Roman" w:cstheme="minorHAnsi"/>
+          <w:b/>
+          <w:szCs w:val="24"/>
+          <w:lang w:eastAsia="en-IN"/>
+        </w:rPr>
+        <w:t xml:space="preserve">Start </w:t>
+      </w:r>
+      <w:proofErr w:type="spellStart"/>
+      <w:r>
+        <w:rPr>
+          <w:rFonts w:eastAsia="Times New Roman" w:cstheme="minorHAnsi"/>
+          <w:b/>
+          <w:szCs w:val="24"/>
+          <w:lang w:eastAsia="en-IN"/>
+        </w:rPr>
+        <w:t>crs</w:t>
+      </w:r>
+      <w:proofErr w:type="spellEnd"/>
+      <w:r>
+        <w:rPr>
+          <w:rFonts w:eastAsia="Times New Roman" w:cstheme="minorHAnsi"/>
+          <w:b/>
+          <w:szCs w:val="24"/>
+          <w:lang w:eastAsia="en-IN"/>
+        </w:rPr>
+        <w:t>.</w:t>
+      </w:r>
+    </w:p>
+    <w:p>
+      <w:pPr>
+        <w:pStyle w:val="ListParagraph"/>
+        <w:numPr>
+          <w:ilvl w:val="0"/>
+          <w:numId w:val="1"/>
+        </w:numPr>
+        <w:spacing w:before="100" w:beforeAutospacing="1" w:after="0" w:line="240" w:lineRule="auto"/>
+        <w:rPr>
+          <w:rFonts w:eastAsia="Times New Roman" w:cstheme="minorHAnsi"/>
+          <w:szCs w:val="24"/>
+          <w:lang w:eastAsia="en-IN"/>
+        </w:rPr>
+      </w:pPr>
+      <w:proofErr w:type="spellStart"/>
+      <w:r>
+        <w:rPr>
+          <w:rFonts w:eastAsia="Times New Roman" w:cstheme="minorHAnsi"/>
+          <w:szCs w:val="24"/>
+          <w:lang w:eastAsia="en-IN"/>
+        </w:rPr>
+        <w:t>c</w:t>
+      </w:r>
+      <w:r>
+        <w:rPr>
+          <w:rFonts w:eastAsia="Times New Roman" w:cstheme="minorHAnsi"/>
+          <w:szCs w:val="24"/>
+          <w:lang w:eastAsia="en-IN"/>
+        </w:rPr>
+        <w:t>rsctl</w:t>
+      </w:r>
+      <w:proofErr w:type="spellEnd"/>
+      <w:r>
+        <w:rPr>
+          <w:rFonts w:eastAsia="Times New Roman" w:cstheme="minorHAnsi"/>
+          <w:szCs w:val="24"/>
+          <w:lang w:eastAsia="en-IN"/>
+        </w:rPr>
+        <w:t xml:space="preserve"> start </w:t>
+      </w:r>
+      <w:proofErr w:type="spellStart"/>
+      <w:r>
+        <w:rPr>
+          <w:rFonts w:eastAsia="Times New Roman" w:cstheme="minorHAnsi"/>
+          <w:szCs w:val="24"/>
+          <w:lang w:eastAsia="en-IN"/>
+        </w:rPr>
+        <w:t>crs</w:t>
+      </w:r>
+      <w:proofErr w:type="spellEnd"/>
+    </w:p>
+    <w:p>
+      <w:pPr>
+        <w:pStyle w:val="ListParagraph"/>
+        <w:numPr>
+          <w:ilvl w:val="0"/>
+          <w:numId w:val="4"/>
+        </w:numPr>
+        <w:spacing w:before="100" w:beforeAutospacing="1" w:after="0" w:line="240" w:lineRule="auto"/>
+        <w:rPr>
+          <w:rFonts w:eastAsia="Times New Roman" w:cstheme="minorHAnsi"/>
+          <w:b/>
+          <w:szCs w:val="24"/>
+          <w:lang w:eastAsia="en-IN"/>
+        </w:rPr>
+      </w:pPr>
+      <w:r>
+        <w:rPr>
+          <w:rFonts w:eastAsia="Times New Roman" w:cstheme="minorHAnsi"/>
+          <w:b/>
+          <w:szCs w:val="24"/>
+          <w:lang w:eastAsia="en-IN"/>
+        </w:rPr>
+        <w:t xml:space="preserve">Run </w:t>
+      </w:r>
+      <w:proofErr w:type="spellStart"/>
+      <w:r>
+        <w:rPr>
+          <w:rFonts w:eastAsia="Times New Roman" w:cstheme="minorHAnsi"/>
+          <w:b/>
+          <w:szCs w:val="24"/>
+          <w:lang w:eastAsia="en-IN"/>
+        </w:rPr>
+        <w:t>cluvfy</w:t>
+      </w:r>
+      <w:proofErr w:type="spellEnd"/>
+      <w:r>
+        <w:rPr>
+          <w:rFonts w:eastAsia="Times New Roman" w:cstheme="minorHAnsi"/>
+          <w:b/>
+          <w:szCs w:val="24"/>
+          <w:lang w:eastAsia="en-IN"/>
+        </w:rPr>
+        <w:t>.</w:t>
+      </w:r>
+    </w:p>
+    <w:p>
+      <w:pPr>
+        <w:pStyle w:val="ListParagraph"/>
+        <w:numPr>
+          <w:ilvl w:val="0"/>
+          <w:numId w:val="1"/>
+        </w:numPr>
+        <w:spacing w:before="100" w:beforeAutospacing="1" w:after="0" w:line="240" w:lineRule="auto"/>
+        <w:rPr>
+          <w:rFonts w:eastAsia="Times New Roman" w:cstheme="minorHAnsi"/>
+          <w:szCs w:val="24"/>
+          <w:lang w:eastAsia="en-IN"/>
+        </w:rPr>
+      </w:pPr>
+      <w:proofErr w:type="spellStart"/>
+      <w:r>
+        <w:rPr>
+          <w:rFonts w:eastAsia="Times New Roman" w:cstheme="minorHAnsi"/>
+          <w:szCs w:val="24"/>
+          <w:lang w:eastAsia="en-IN"/>
+        </w:rPr>
+        <w:t>c</w:t>
+      </w:r>
+      <w:r>
+        <w:rPr>
+          <w:rFonts w:eastAsia="Times New Roman" w:cstheme="minorHAnsi"/>
+          <w:szCs w:val="24"/>
+          <w:lang w:eastAsia="en-IN"/>
+        </w:rPr>
+        <w:t>luvfy</w:t>
+      </w:r>
+      <w:proofErr w:type="spellEnd"/>
+      <w:r>
+        <w:rPr>
+          <w:rFonts w:eastAsia="Times New Roman" w:cstheme="minorHAnsi"/>
+          <w:szCs w:val="24"/>
+          <w:lang w:eastAsia="en-IN"/>
+        </w:rPr>
+        <w:t xml:space="preserve"> comp –n all </w:t>
+      </w:r>
+      <w:r>
+        <w:rPr>
+          <w:rFonts w:eastAsia="Times New Roman" w:cstheme="minorHAnsi"/>
+          <w:szCs w:val="24"/>
+          <w:lang w:eastAsia="en-IN"/>
+        </w:rPr>
+        <w:t>–</w:t>
+      </w:r>
+      <w:r>
+        <w:rPr>
+          <w:rFonts w:eastAsia="Times New Roman" w:cstheme="minorHAnsi"/>
+          <w:szCs w:val="24"/>
+          <w:lang w:eastAsia="en-IN"/>
+        </w:rPr>
+        <w:t>verbose</w:t>
+      </w:r>
+    </w:p>
+    <w:p>
+      <w:pPr>
+        <w:pStyle w:val="ListParagraph"/>
+        <w:spacing w:before="100" w:beforeAutospacing="1" w:after="0" w:line="240" w:lineRule="auto"/>
+        <w:rPr>
+          <w:rFonts w:eastAsia="Times New Roman" w:cstheme="minorHAnsi"/>
+          <w:szCs w:val="24"/>
+          <w:lang w:eastAsia="en-IN"/>
+        </w:rPr>
+      </w:pPr>
+    </w:p>
+    <w:p>
+      <w:pPr>
+        <w:spacing w:after="0" w:line="240" w:lineRule="auto"/>
+        <w:rPr>
+          <w:rFonts w:eastAsia="Times New Roman" w:cstheme="minorHAnsi"/>
+          <w:b/>
+          <w:sz w:val="24"/>
+          <w:szCs w:val="24"/>
+          <w:lang w:eastAsia="en-IN"/>
+        </w:rPr>
+      </w:pPr>
+      <w:r>
+        <w:rPr>
+          <w:rFonts w:eastAsia="Times New Roman" w:cstheme="minorHAnsi"/>
+          <w:b/>
+          <w:sz w:val="24"/>
+          <w:szCs w:val="24"/>
+          <w:lang w:eastAsia="en-IN"/>
+        </w:rPr>
+        <w:t>Oracle Local Regist</w:t>
+      </w:r>
+      <w:r>
+        <w:rPr>
+          <w:rFonts w:eastAsia="Times New Roman" w:cstheme="minorHAnsi"/>
+          <w:b/>
+          <w:sz w:val="24"/>
+          <w:szCs w:val="24"/>
+          <w:lang w:eastAsia="en-IN"/>
+        </w:rPr>
+        <w:t>ry OLR:</w:t>
+      </w:r>
+    </w:p>
+    <w:p>
+      <w:pPr>
+        <w:pStyle w:val="ListParagraph"/>
+        <w:numPr>
+          <w:ilvl w:val="0"/>
+          <w:numId w:val="1"/>
+        </w:numPr>
+        <w:spacing w:after="0" w:line="240" w:lineRule="auto"/>
+        <w:rPr>
+          <w:rFonts w:eastAsia="Times New Roman" w:cstheme="minorHAnsi"/>
+          <w:szCs w:val="24"/>
+          <w:lang w:eastAsia="en-IN"/>
+        </w:rPr>
+      </w:pPr>
+      <w:r>
+        <w:rPr>
+          <w:rFonts w:eastAsia="Times New Roman" w:cstheme="minorHAnsi"/>
+          <w:szCs w:val="24"/>
+          <w:lang w:eastAsia="en-IN"/>
+        </w:rPr>
+        <w:t>This is node specific.</w:t>
+      </w:r>
+      <w:r>
+        <w:rPr>
+          <w:rFonts w:eastAsia="Times New Roman" w:cstheme="minorHAnsi"/>
+          <w:szCs w:val="24"/>
+          <w:lang w:eastAsia="en-IN"/>
+        </w:rPr>
+        <w:t xml:space="preserve"> Every node will have separate file.</w:t>
+      </w:r>
+    </w:p>
+    <w:p>
+      <w:pPr>
+        <w:pStyle w:val="ListParagraph"/>
+        <w:numPr>
+          <w:ilvl w:val="0"/>
+          <w:numId w:val="1"/>
+        </w:numPr>
+        <w:spacing w:after="0" w:line="240" w:lineRule="auto"/>
+        <w:rPr>
+          <w:rFonts w:eastAsia="Times New Roman" w:cstheme="minorHAnsi"/>
+          <w:szCs w:val="24"/>
+          <w:lang w:eastAsia="en-IN"/>
+        </w:rPr>
+      </w:pPr>
+      <w:proofErr w:type="spellStart"/>
+      <w:r>
+        <w:rPr>
+          <w:rFonts w:eastAsia="Times New Roman" w:cstheme="minorHAnsi"/>
+          <w:b/>
+          <w:szCs w:val="24"/>
+          <w:lang w:eastAsia="en-IN"/>
+        </w:rPr>
+        <w:t>Grid_home</w:t>
+      </w:r>
+      <w:proofErr w:type="spellEnd"/>
+      <w:r>
+        <w:rPr>
+          <w:rFonts w:eastAsia="Times New Roman" w:cstheme="minorHAnsi"/>
+          <w:b/>
+          <w:szCs w:val="24"/>
+          <w:lang w:eastAsia="en-IN"/>
+        </w:rPr>
+        <w:t>/</w:t>
+      </w:r>
+      <w:proofErr w:type="spellStart"/>
+      <w:r>
+        <w:rPr>
+          <w:rFonts w:eastAsia="Times New Roman" w:cstheme="minorHAnsi"/>
+          <w:b/>
+          <w:szCs w:val="24"/>
+          <w:lang w:eastAsia="en-IN"/>
+        </w:rPr>
+        <w:t>cdata</w:t>
+      </w:r>
+      <w:proofErr w:type="spellEnd"/>
+      <w:r>
+        <w:rPr>
+          <w:rFonts w:eastAsia="Times New Roman" w:cstheme="minorHAnsi"/>
+          <w:b/>
+          <w:szCs w:val="24"/>
+          <w:lang w:eastAsia="en-IN"/>
+        </w:rPr>
+        <w:t>/rac4</w:t>
+      </w:r>
+      <w:r>
+        <w:rPr>
+          <w:rFonts w:eastAsia="Times New Roman" w:cstheme="minorHAnsi"/>
+          <w:szCs w:val="24"/>
+          <w:lang w:eastAsia="en-IN"/>
+        </w:rPr>
+        <w:t>.</w:t>
+      </w:r>
+      <w:r>
+        <w:rPr>
+          <w:rFonts w:eastAsia="Times New Roman" w:cstheme="minorHAnsi"/>
+          <w:b/>
+          <w:szCs w:val="24"/>
+          <w:lang w:eastAsia="en-IN"/>
+        </w:rPr>
+        <w:t>olr</w:t>
+      </w:r>
+      <w:r>
+        <w:rPr>
+          <w:rFonts w:eastAsia="Times New Roman" w:cstheme="minorHAnsi"/>
+          <w:szCs w:val="24"/>
+          <w:lang w:eastAsia="en-IN"/>
+        </w:rPr>
+        <w:t xml:space="preserve"> is the file location.</w:t>
+      </w:r>
+    </w:p>
+    <w:p>
+      <w:pPr>
+        <w:pStyle w:val="ListParagraph"/>
+        <w:numPr>
+          <w:ilvl w:val="0"/>
+          <w:numId w:val="1"/>
+        </w:numPr>
+        <w:spacing w:before="100" w:beforeAutospacing="1" w:after="0" w:line="240" w:lineRule="auto"/>
+        <w:rPr>
+          <w:rFonts w:eastAsia="Times New Roman" w:cstheme="minorHAnsi"/>
+          <w:szCs w:val="24"/>
+          <w:lang w:eastAsia="en-IN"/>
+        </w:rPr>
+      </w:pPr>
+      <w:proofErr w:type="spellStart"/>
+      <w:r>
+        <w:rPr>
+          <w:rFonts w:eastAsia="Times New Roman" w:cstheme="minorHAnsi"/>
+          <w:b/>
+          <w:szCs w:val="24"/>
+          <w:lang w:eastAsia="en-IN"/>
+        </w:rPr>
+        <w:t>ocrcheck</w:t>
+      </w:r>
+      <w:proofErr w:type="spellEnd"/>
+      <w:r>
+        <w:rPr>
+          <w:rFonts w:eastAsia="Times New Roman" w:cstheme="minorHAnsi"/>
+          <w:b/>
+          <w:szCs w:val="24"/>
+          <w:lang w:eastAsia="en-IN"/>
+        </w:rPr>
+        <w:t xml:space="preserve"> </w:t>
+      </w:r>
+      <w:r>
+        <w:rPr>
+          <w:rFonts w:eastAsia="Times New Roman" w:cstheme="minorHAnsi"/>
+          <w:b/>
+          <w:szCs w:val="24"/>
+          <w:lang w:eastAsia="en-IN"/>
+        </w:rPr>
+        <w:t>–local</w:t>
+      </w:r>
+      <w:r>
+        <w:rPr>
+          <w:rFonts w:eastAsia="Times New Roman" w:cstheme="minorHAnsi"/>
+          <w:szCs w:val="24"/>
+          <w:lang w:eastAsia="en-IN"/>
+        </w:rPr>
+        <w:t xml:space="preserve"> is the command to check </w:t>
+      </w:r>
+      <w:r>
+        <w:rPr>
+          <w:rFonts w:eastAsia="Times New Roman" w:cstheme="minorHAnsi"/>
+          <w:b/>
+          <w:color w:val="FF0000"/>
+          <w:szCs w:val="24"/>
+          <w:lang w:eastAsia="en-IN"/>
+        </w:rPr>
+        <w:t xml:space="preserve">OLR </w:t>
+      </w:r>
+      <w:r>
+        <w:rPr>
+          <w:rFonts w:eastAsia="Times New Roman" w:cstheme="minorHAnsi"/>
+          <w:szCs w:val="24"/>
+          <w:lang w:eastAsia="en-IN"/>
+        </w:rPr>
+        <w:t>configuration.</w:t>
+      </w:r>
+    </w:p>
+    <w:p>
+      <w:pPr>
+        <w:pStyle w:val="ListParagraph"/>
+        <w:numPr>
+          <w:ilvl w:val="0"/>
+          <w:numId w:val="1"/>
+        </w:numPr>
+        <w:spacing w:before="100" w:beforeAutospacing="1" w:after="0" w:line="240" w:lineRule="auto"/>
+        <w:rPr>
+          <w:rFonts w:eastAsia="Times New Roman" w:cstheme="minorHAnsi"/>
+          <w:szCs w:val="24"/>
+          <w:lang w:eastAsia="en-IN"/>
+        </w:rPr>
+      </w:pPr>
+      <w:r>
+        <w:rPr>
+          <w:rFonts w:eastAsia="Times New Roman" w:cstheme="minorHAnsi"/>
+          <w:szCs w:val="24"/>
+          <w:lang w:eastAsia="en-IN"/>
+        </w:rPr>
+        <w:t xml:space="preserve">Initially when the cluster is starting ASM disk is not mounted it will read the </w:t>
+      </w:r>
+      <w:r>
+        <w:rPr>
+          <w:rFonts w:eastAsia="Times New Roman" w:cstheme="minorHAnsi"/>
+          <w:b/>
+          <w:color w:val="FF0000"/>
+          <w:szCs w:val="24"/>
+          <w:lang w:eastAsia="en-IN"/>
+        </w:rPr>
+        <w:t>OLR</w:t>
+      </w:r>
+      <w:r>
+        <w:rPr>
+          <w:rFonts w:eastAsia="Times New Roman" w:cstheme="minorHAnsi"/>
+          <w:szCs w:val="24"/>
+          <w:lang w:eastAsia="en-IN"/>
+        </w:rPr>
+        <w:t xml:space="preserve"> file which is the local copy of </w:t>
+      </w:r>
+      <w:r>
+        <w:rPr>
+          <w:rFonts w:eastAsia="Times New Roman" w:cstheme="minorHAnsi"/>
+          <w:b/>
+          <w:color w:val="FF0000"/>
+          <w:szCs w:val="24"/>
+          <w:lang w:eastAsia="en-IN"/>
+        </w:rPr>
+        <w:t>OCR</w:t>
+      </w:r>
+      <w:r>
+        <w:rPr>
+          <w:rFonts w:eastAsia="Times New Roman" w:cstheme="minorHAnsi"/>
+          <w:szCs w:val="24"/>
+          <w:lang w:eastAsia="en-IN"/>
+        </w:rPr>
+        <w:t xml:space="preserve"> file.</w:t>
+      </w:r>
+    </w:p>
+    <w:p>
+      <w:pPr>
+        <w:pStyle w:val="ListParagraph"/>
+        <w:numPr>
+          <w:ilvl w:val="0"/>
+          <w:numId w:val="1"/>
+        </w:numPr>
+        <w:spacing w:before="100" w:beforeAutospacing="1" w:after="0" w:line="240" w:lineRule="auto"/>
+        <w:rPr>
+          <w:rFonts w:eastAsia="Times New Roman" w:cstheme="minorHAnsi"/>
+          <w:szCs w:val="24"/>
+          <w:lang w:eastAsia="en-IN"/>
+        </w:rPr>
+      </w:pPr>
+      <w:r>
+        <w:rPr>
+          <w:rFonts w:eastAsia="Times New Roman" w:cstheme="minorHAnsi"/>
+          <w:szCs w:val="24"/>
+          <w:lang w:eastAsia="en-IN"/>
+        </w:rPr>
+        <w:t>It stores</w:t>
+      </w:r>
+      <w:r>
+        <w:rPr>
+          <w:rFonts w:eastAsia="Times New Roman" w:cstheme="minorHAnsi"/>
+          <w:szCs w:val="24"/>
+          <w:lang w:eastAsia="en-IN"/>
+        </w:rPr>
+        <w:t xml:space="preserve"> the </w:t>
+      </w:r>
+      <w:r>
+        <w:rPr>
+          <w:rFonts w:eastAsia="Times New Roman" w:cstheme="minorHAnsi"/>
+          <w:szCs w:val="24"/>
+          <w:lang w:eastAsia="en-IN"/>
+        </w:rPr>
+        <w:t xml:space="preserve">information like version of the </w:t>
+      </w:r>
+      <w:proofErr w:type="spellStart"/>
+      <w:r>
+        <w:rPr>
+          <w:rFonts w:eastAsia="Times New Roman" w:cstheme="minorHAnsi"/>
+          <w:szCs w:val="24"/>
+          <w:lang w:eastAsia="en-IN"/>
+        </w:rPr>
+        <w:t>clusterware</w:t>
+      </w:r>
+      <w:proofErr w:type="spellEnd"/>
+      <w:r>
+        <w:rPr>
+          <w:rFonts w:eastAsia="Times New Roman" w:cstheme="minorHAnsi"/>
+          <w:szCs w:val="24"/>
+          <w:lang w:eastAsia="en-IN"/>
+        </w:rPr>
+        <w:t xml:space="preserve"> and </w:t>
+      </w:r>
+      <w:proofErr w:type="spellStart"/>
+      <w:r>
+        <w:rPr>
+          <w:rFonts w:eastAsia="Times New Roman" w:cstheme="minorHAnsi"/>
+          <w:szCs w:val="24"/>
+          <w:lang w:eastAsia="en-IN"/>
+        </w:rPr>
+        <w:t>clusterware</w:t>
+      </w:r>
+      <w:proofErr w:type="spellEnd"/>
+      <w:r>
+        <w:rPr>
+          <w:rFonts w:eastAsia="Times New Roman" w:cstheme="minorHAnsi"/>
+          <w:szCs w:val="24"/>
+          <w:lang w:eastAsia="en-IN"/>
+        </w:rPr>
+        <w:t xml:space="preserve"> configurations which need to be started on the particular node.</w:t>
+      </w:r>
+    </w:p>
+    <w:p>
+      <w:pPr>
+        <w:pStyle w:val="ListParagraph"/>
+        <w:numPr>
+          <w:ilvl w:val="0"/>
+          <w:numId w:val="1"/>
+        </w:numPr>
+        <w:spacing w:before="100" w:beforeAutospacing="1" w:after="0" w:line="240" w:lineRule="auto"/>
+        <w:rPr>
+          <w:rFonts w:eastAsia="Times New Roman" w:cstheme="minorHAnsi"/>
+          <w:szCs w:val="24"/>
+          <w:lang w:eastAsia="en-IN"/>
+        </w:rPr>
+      </w:pPr>
+      <w:r>
+        <w:rPr>
+          <w:rFonts w:eastAsia="Times New Roman" w:cstheme="minorHAnsi"/>
+          <w:szCs w:val="24"/>
+          <w:lang w:eastAsia="en-IN"/>
+        </w:rPr>
+        <w:t xml:space="preserve">If the </w:t>
+      </w:r>
+      <w:r>
+        <w:rPr>
+          <w:rFonts w:eastAsia="Times New Roman" w:cstheme="minorHAnsi"/>
+          <w:b/>
+          <w:color w:val="FF0000"/>
+          <w:szCs w:val="24"/>
+          <w:lang w:eastAsia="en-IN"/>
+        </w:rPr>
+        <w:t>OLR</w:t>
+      </w:r>
+      <w:r>
+        <w:rPr>
+          <w:rFonts w:eastAsia="Times New Roman" w:cstheme="minorHAnsi"/>
+          <w:szCs w:val="24"/>
+          <w:lang w:eastAsia="en-IN"/>
+        </w:rPr>
+        <w:t xml:space="preserve"> file is missing or corr</w:t>
+      </w:r>
+      <w:r>
+        <w:rPr>
+          <w:rFonts w:eastAsia="Times New Roman" w:cstheme="minorHAnsi"/>
+          <w:szCs w:val="24"/>
+          <w:lang w:eastAsia="en-IN"/>
+        </w:rPr>
+        <w:t xml:space="preserve">upted it is not possible to </w:t>
+      </w:r>
+      <w:r>
+        <w:rPr>
+          <w:rFonts w:eastAsia="Times New Roman" w:cstheme="minorHAnsi"/>
+          <w:b/>
+          <w:color w:val="FF0000"/>
+          <w:szCs w:val="24"/>
+          <w:lang w:eastAsia="en-IN"/>
+        </w:rPr>
+        <w:t>start</w:t>
+      </w:r>
+      <w:r>
+        <w:rPr>
+          <w:rFonts w:eastAsia="Times New Roman" w:cstheme="minorHAnsi"/>
+          <w:szCs w:val="24"/>
+          <w:lang w:eastAsia="en-IN"/>
+        </w:rPr>
+        <w:t xml:space="preserve"> cluster on that node.</w:t>
+      </w:r>
+    </w:p>
+    <w:p>
+      <w:pPr>
+        <w:pStyle w:val="ListParagraph"/>
+        <w:numPr>
+          <w:ilvl w:val="0"/>
+          <w:numId w:val="1"/>
+        </w:numPr>
+        <w:spacing w:before="100" w:beforeAutospacing="1" w:after="0" w:line="240" w:lineRule="auto"/>
+        <w:rPr>
+          <w:rFonts w:eastAsia="Times New Roman" w:cstheme="minorHAnsi"/>
+          <w:szCs w:val="24"/>
+          <w:lang w:eastAsia="en-IN"/>
+        </w:rPr>
+      </w:pPr>
+      <w:proofErr w:type="spellStart"/>
+      <w:r>
+        <w:rPr>
+          <w:rFonts w:eastAsia="Times New Roman" w:cstheme="minorHAnsi"/>
+          <w:b/>
+          <w:szCs w:val="24"/>
+          <w:lang w:eastAsia="en-IN"/>
+        </w:rPr>
+        <w:t>o</w:t>
+      </w:r>
+      <w:r>
+        <w:rPr>
+          <w:rFonts w:eastAsia="Times New Roman" w:cstheme="minorHAnsi"/>
+          <w:b/>
+          <w:szCs w:val="24"/>
+          <w:lang w:eastAsia="en-IN"/>
+        </w:rPr>
+        <w:t>crconfig</w:t>
+      </w:r>
+      <w:proofErr w:type="spellEnd"/>
+      <w:r>
+        <w:rPr>
+          <w:rFonts w:eastAsia="Times New Roman" w:cstheme="minorHAnsi"/>
+          <w:b/>
+          <w:szCs w:val="24"/>
+          <w:lang w:eastAsia="en-IN"/>
+        </w:rPr>
+        <w:t xml:space="preserve"> –local –</w:t>
+      </w:r>
+      <w:proofErr w:type="spellStart"/>
+      <w:r>
+        <w:rPr>
+          <w:rFonts w:eastAsia="Times New Roman" w:cstheme="minorHAnsi"/>
+          <w:b/>
+          <w:szCs w:val="24"/>
+          <w:lang w:eastAsia="en-IN"/>
+        </w:rPr>
+        <w:t>showbackup</w:t>
+      </w:r>
+      <w:proofErr w:type="spellEnd"/>
+      <w:r>
+        <w:rPr>
+          <w:rFonts w:eastAsia="Times New Roman" w:cstheme="minorHAnsi"/>
+          <w:szCs w:val="24"/>
+          <w:lang w:eastAsia="en-IN"/>
+        </w:rPr>
+        <w:t xml:space="preserve"> </w:t>
+      </w:r>
+      <w:r>
+        <w:rPr>
+          <w:rFonts w:eastAsia="Times New Roman" w:cstheme="minorHAnsi"/>
+          <w:bCs/>
+          <w:szCs w:val="24"/>
+          <w:lang w:eastAsia="en-IN"/>
+        </w:rPr>
+        <w:t xml:space="preserve">this will </w:t>
+      </w:r>
       <w:proofErr w:type="gramStart"/>
       <w:r>
         <w:rPr>
           <w:rFonts w:eastAsia="Times New Roman" w:cstheme="minorHAnsi"/>
-          <w:b/>
-          <w:szCs w:val="24"/>
-          <w:lang w:eastAsia="en-IN"/>
-        </w:rPr>
-        <w:t>ocr</w:t>
-      </w:r>
-      <w:proofErr w:type="spellEnd"/>
+          <w:bCs/>
+          <w:szCs w:val="24"/>
+          <w:lang w:eastAsia="en-IN"/>
+        </w:rPr>
+        <w:t>shows</w:t>
+      </w:r>
       <w:proofErr w:type="gramEnd"/>
       <w:r>
         <w:rPr>
           <w:rFonts w:eastAsia="Times New Roman" w:cstheme="minorHAnsi"/>
-          <w:b/>
-          <w:szCs w:val="24"/>
-          <w:lang w:eastAsia="en-IN"/>
-        </w:rPr>
-        <w:t xml:space="preserve"> from backup.</w:t>
-      </w:r>
-    </w:p>
-    <w:p>
-      <w:pPr>
-        <w:pStyle w:val="ListParagraph"/>
-        <w:numPr>
-          <w:ilvl w:val="0"/>
-          <w:numId w:val="1"/>
-        </w:numPr>
-        <w:spacing w:before="100" w:beforeAutospacing="1" w:after="0" w:line="240" w:lineRule="auto"/>
-        <w:rPr>
-          <w:rFonts w:eastAsia="Times New Roman" w:cstheme="minorHAnsi"/>
-          <w:szCs w:val="24"/>
-          <w:lang w:eastAsia="en-IN"/>
-        </w:rPr>
-      </w:pPr>
-      <w:proofErr w:type="spellStart"/>
-      <w:r>
-        <w:rPr>
-          <w:rFonts w:eastAsia="Times New Roman" w:cstheme="minorHAnsi"/>
-          <w:szCs w:val="24"/>
-          <w:lang w:eastAsia="en-IN"/>
-        </w:rPr>
-        <w:t>o</w:t>
-      </w:r>
-      <w:r>
-        <w:rPr>
-          <w:rFonts w:eastAsia="Times New Roman" w:cstheme="minorHAnsi"/>
-          <w:szCs w:val="24"/>
-          <w:lang w:eastAsia="en-IN"/>
-        </w:rPr>
-        <w:t>crconfig</w:t>
-      </w:r>
-      <w:proofErr w:type="spellEnd"/>
-      <w:r>
-        <w:rPr>
-          <w:rFonts w:eastAsia="Times New Roman" w:cstheme="minorHAnsi"/>
-          <w:szCs w:val="24"/>
-          <w:lang w:eastAsia="en-IN"/>
-        </w:rPr>
-        <w:t xml:space="preserve"> – resource &lt;backup location&gt;</w:t>
-      </w:r>
-    </w:p>
-    <w:p>
-      <w:pPr>
-        <w:pStyle w:val="ListParagraph"/>
-        <w:numPr>
-          <w:ilvl w:val="0"/>
-          <w:numId w:val="4"/>
-        </w:numPr>
-        <w:spacing w:before="100" w:beforeAutospacing="1" w:after="0" w:line="240" w:lineRule="auto"/>
-        <w:rPr>
-          <w:rFonts w:eastAsia="Times New Roman" w:cstheme="minorHAnsi"/>
-          <w:b/>
-          <w:szCs w:val="24"/>
-          <w:lang w:eastAsia="en-IN"/>
-        </w:rPr>
-      </w:pPr>
-      <w:r>
-        <w:rPr>
-          <w:rFonts w:eastAsia="Times New Roman" w:cstheme="minorHAnsi"/>
-          <w:b/>
-          <w:szCs w:val="24"/>
-          <w:lang w:eastAsia="en-IN"/>
-        </w:rPr>
-        <w:t xml:space="preserve">Check </w:t>
-      </w:r>
-      <w:proofErr w:type="spellStart"/>
-      <w:proofErr w:type="gramStart"/>
-      <w:r>
-        <w:rPr>
-          <w:rFonts w:eastAsia="Times New Roman" w:cstheme="minorHAnsi"/>
-          <w:b/>
-          <w:szCs w:val="24"/>
-          <w:lang w:eastAsia="en-IN"/>
-        </w:rPr>
-        <w:t>ocr</w:t>
-      </w:r>
-      <w:proofErr w:type="spellEnd"/>
-      <w:proofErr w:type="gramEnd"/>
-      <w:r>
-        <w:rPr>
-          <w:rFonts w:eastAsia="Times New Roman" w:cstheme="minorHAnsi"/>
-          <w:b/>
-          <w:szCs w:val="24"/>
-          <w:lang w:eastAsia="en-IN"/>
-        </w:rPr>
-        <w:t xml:space="preserve"> integrity.</w:t>
-      </w:r>
-    </w:p>
-    <w:p>
-      <w:pPr>
-        <w:pStyle w:val="ListParagraph"/>
-        <w:numPr>
-          <w:ilvl w:val="0"/>
-          <w:numId w:val="1"/>
-        </w:numPr>
-        <w:spacing w:before="100" w:beforeAutospacing="1" w:after="0" w:line="240" w:lineRule="auto"/>
-        <w:rPr>
-          <w:rFonts w:eastAsia="Times New Roman" w:cstheme="minorHAnsi"/>
-          <w:szCs w:val="24"/>
-          <w:lang w:eastAsia="en-IN"/>
-        </w:rPr>
-      </w:pPr>
-      <w:proofErr w:type="spellStart"/>
-      <w:r>
-        <w:rPr>
-          <w:rFonts w:eastAsia="Times New Roman" w:cstheme="minorHAnsi"/>
-          <w:szCs w:val="24"/>
-          <w:lang w:eastAsia="en-IN"/>
-        </w:rPr>
-        <w:t>o</w:t>
-      </w:r>
-      <w:r>
-        <w:rPr>
-          <w:rFonts w:eastAsia="Times New Roman" w:cstheme="minorHAnsi"/>
-          <w:szCs w:val="24"/>
-          <w:lang w:eastAsia="en-IN"/>
-        </w:rPr>
-        <w:t>crcheck</w:t>
-      </w:r>
-      <w:proofErr w:type="spellEnd"/>
-    </w:p>
-    <w:p>
-      <w:pPr>
-        <w:pStyle w:val="ListParagraph"/>
-        <w:numPr>
-          <w:ilvl w:val="0"/>
-          <w:numId w:val="4"/>
-        </w:numPr>
-        <w:spacing w:before="100" w:beforeAutospacing="1" w:after="0" w:line="240" w:lineRule="auto"/>
-        <w:rPr>
-          <w:rFonts w:eastAsia="Times New Roman" w:cstheme="minorHAnsi"/>
-          <w:b/>
-          <w:szCs w:val="24"/>
-          <w:lang w:eastAsia="en-IN"/>
-        </w:rPr>
-      </w:pPr>
-      <w:r>
-        <w:rPr>
-          <w:rFonts w:eastAsia="Times New Roman" w:cstheme="minorHAnsi"/>
-          <w:b/>
-          <w:szCs w:val="24"/>
-          <w:lang w:eastAsia="en-IN"/>
-        </w:rPr>
-        <w:t xml:space="preserve">Stop </w:t>
-      </w:r>
-      <w:proofErr w:type="spellStart"/>
-      <w:r>
-        <w:rPr>
-          <w:rFonts w:eastAsia="Times New Roman" w:cstheme="minorHAnsi"/>
-          <w:b/>
-          <w:szCs w:val="24"/>
-          <w:lang w:eastAsia="en-IN"/>
-        </w:rPr>
-        <w:t>crs</w:t>
-      </w:r>
-      <w:proofErr w:type="spellEnd"/>
-      <w:r>
-        <w:rPr>
-          <w:rFonts w:eastAsia="Times New Roman" w:cstheme="minorHAnsi"/>
-          <w:b/>
-          <w:szCs w:val="24"/>
-          <w:lang w:eastAsia="en-IN"/>
-        </w:rPr>
-        <w:t xml:space="preserve"> from </w:t>
-      </w:r>
-      <w:proofErr w:type="spellStart"/>
-      <w:r>
-        <w:rPr>
-          <w:rFonts w:eastAsia="Times New Roman" w:cstheme="minorHAnsi"/>
-          <w:b/>
-          <w:szCs w:val="24"/>
-          <w:lang w:eastAsia="en-IN"/>
-        </w:rPr>
-        <w:t>execlusive</w:t>
-      </w:r>
-      <w:proofErr w:type="spellEnd"/>
-      <w:r>
-        <w:rPr>
-          <w:rFonts w:eastAsia="Times New Roman" w:cstheme="minorHAnsi"/>
-          <w:b/>
-          <w:szCs w:val="24"/>
-          <w:lang w:eastAsia="en-IN"/>
-        </w:rPr>
-        <w:t xml:space="preserve"> mode.</w:t>
-      </w:r>
-    </w:p>
-    <w:p>
-      <w:pPr>
-        <w:pStyle w:val="ListParagraph"/>
-        <w:numPr>
-          <w:ilvl w:val="0"/>
-          <w:numId w:val="1"/>
-        </w:numPr>
-        <w:spacing w:before="100" w:beforeAutospacing="1" w:after="0" w:line="240" w:lineRule="auto"/>
-        <w:rPr>
-          <w:rFonts w:eastAsia="Times New Roman" w:cstheme="minorHAnsi"/>
-          <w:szCs w:val="24"/>
-          <w:lang w:eastAsia="en-IN"/>
-        </w:rPr>
-      </w:pPr>
-      <w:proofErr w:type="spellStart"/>
-      <w:r>
-        <w:rPr>
-          <w:rFonts w:eastAsia="Times New Roman" w:cstheme="minorHAnsi"/>
-          <w:szCs w:val="24"/>
-          <w:lang w:eastAsia="en-IN"/>
-        </w:rPr>
-        <w:t>c</w:t>
-      </w:r>
-      <w:r>
-        <w:rPr>
-          <w:rFonts w:eastAsia="Times New Roman" w:cstheme="minorHAnsi"/>
-          <w:szCs w:val="24"/>
-          <w:lang w:eastAsia="en-IN"/>
-        </w:rPr>
-        <w:t>rsclt</w:t>
-      </w:r>
-      <w:proofErr w:type="spellEnd"/>
-      <w:r>
-        <w:rPr>
-          <w:rFonts w:eastAsia="Times New Roman" w:cstheme="minorHAnsi"/>
-          <w:szCs w:val="24"/>
-          <w:lang w:eastAsia="en-IN"/>
-        </w:rPr>
-        <w:t xml:space="preserve"> stop </w:t>
-      </w:r>
-      <w:proofErr w:type="spellStart"/>
-      <w:r>
-        <w:rPr>
-          <w:rFonts w:eastAsia="Times New Roman" w:cstheme="minorHAnsi"/>
-          <w:szCs w:val="24"/>
-          <w:lang w:eastAsia="en-IN"/>
-        </w:rPr>
-        <w:t>crs</w:t>
-      </w:r>
-      <w:proofErr w:type="spellEnd"/>
-      <w:r>
-        <w:rPr>
-          <w:rFonts w:eastAsia="Times New Roman" w:cstheme="minorHAnsi"/>
-          <w:szCs w:val="24"/>
-          <w:lang w:eastAsia="en-IN"/>
-        </w:rPr>
-        <w:t xml:space="preserve"> –f</w:t>
-      </w:r>
-    </w:p>
-    <w:p>
-      <w:pPr>
-        <w:pStyle w:val="ListParagraph"/>
-        <w:numPr>
-          <w:ilvl w:val="0"/>
-          <w:numId w:val="4"/>
-        </w:numPr>
-        <w:spacing w:before="100" w:beforeAutospacing="1" w:after="0" w:line="240" w:lineRule="auto"/>
-        <w:rPr>
-          <w:rFonts w:eastAsia="Times New Roman" w:cstheme="minorHAnsi"/>
-          <w:b/>
-          <w:szCs w:val="24"/>
-          <w:lang w:eastAsia="en-IN"/>
-        </w:rPr>
-      </w:pPr>
-      <w:r>
-        <w:rPr>
-          <w:rFonts w:eastAsia="Times New Roman" w:cstheme="minorHAnsi"/>
-          <w:b/>
-          <w:szCs w:val="24"/>
-          <w:lang w:eastAsia="en-IN"/>
-        </w:rPr>
-        <w:t xml:space="preserve">Start </w:t>
-      </w:r>
-      <w:proofErr w:type="spellStart"/>
-      <w:r>
-        <w:rPr>
-          <w:rFonts w:eastAsia="Times New Roman" w:cstheme="minorHAnsi"/>
-          <w:b/>
-          <w:szCs w:val="24"/>
-          <w:lang w:eastAsia="en-IN"/>
-        </w:rPr>
-        <w:t>crs</w:t>
-      </w:r>
-      <w:proofErr w:type="spellEnd"/>
-      <w:r>
-        <w:rPr>
-          <w:rFonts w:eastAsia="Times New Roman" w:cstheme="minorHAnsi"/>
-          <w:b/>
-          <w:szCs w:val="24"/>
-          <w:lang w:eastAsia="en-IN"/>
-        </w:rPr>
-        <w:t>.</w:t>
-      </w:r>
-    </w:p>
-    <w:p>
-      <w:pPr>
-        <w:pStyle w:val="ListParagraph"/>
-        <w:numPr>
-          <w:ilvl w:val="0"/>
-          <w:numId w:val="1"/>
-        </w:numPr>
-        <w:spacing w:before="100" w:beforeAutospacing="1" w:after="0" w:line="240" w:lineRule="auto"/>
-        <w:rPr>
-          <w:rFonts w:eastAsia="Times New Roman" w:cstheme="minorHAnsi"/>
-          <w:szCs w:val="24"/>
-          <w:lang w:eastAsia="en-IN"/>
-        </w:rPr>
-      </w:pPr>
-      <w:proofErr w:type="spellStart"/>
-      <w:r>
-        <w:rPr>
-          <w:rFonts w:eastAsia="Times New Roman" w:cstheme="minorHAnsi"/>
-          <w:szCs w:val="24"/>
-          <w:lang w:eastAsia="en-IN"/>
-        </w:rPr>
-        <w:t>c</w:t>
-      </w:r>
-      <w:r>
-        <w:rPr>
-          <w:rFonts w:eastAsia="Times New Roman" w:cstheme="minorHAnsi"/>
-          <w:szCs w:val="24"/>
-          <w:lang w:eastAsia="en-IN"/>
-        </w:rPr>
-        <w:t>rsctl</w:t>
-      </w:r>
-      <w:proofErr w:type="spellEnd"/>
-      <w:r>
-        <w:rPr>
-          <w:rFonts w:eastAsia="Times New Roman" w:cstheme="minorHAnsi"/>
-          <w:szCs w:val="24"/>
-          <w:lang w:eastAsia="en-IN"/>
-        </w:rPr>
-        <w:t xml:space="preserve"> start </w:t>
-      </w:r>
-      <w:proofErr w:type="spellStart"/>
-      <w:r>
-        <w:rPr>
-          <w:rFonts w:eastAsia="Times New Roman" w:cstheme="minorHAnsi"/>
-          <w:szCs w:val="24"/>
-          <w:lang w:eastAsia="en-IN"/>
-        </w:rPr>
-        <w:t>crs</w:t>
-      </w:r>
-      <w:proofErr w:type="spellEnd"/>
-    </w:p>
-    <w:p>
-      <w:pPr>
-        <w:pStyle w:val="ListParagraph"/>
-        <w:numPr>
-          <w:ilvl w:val="0"/>
-          <w:numId w:val="4"/>
-        </w:numPr>
-        <w:spacing w:before="100" w:beforeAutospacing="1" w:after="0" w:line="240" w:lineRule="auto"/>
-        <w:rPr>
-          <w:rFonts w:eastAsia="Times New Roman" w:cstheme="minorHAnsi"/>
-          <w:b/>
-          <w:szCs w:val="24"/>
-          <w:lang w:eastAsia="en-IN"/>
-        </w:rPr>
-      </w:pPr>
-      <w:r>
-        <w:rPr>
-          <w:rFonts w:eastAsia="Times New Roman" w:cstheme="minorHAnsi"/>
-          <w:b/>
-          <w:szCs w:val="24"/>
-          <w:lang w:eastAsia="en-IN"/>
-        </w:rPr>
-        <w:t xml:space="preserve">Run </w:t>
-      </w:r>
-      <w:proofErr w:type="spellStart"/>
-      <w:r>
-        <w:rPr>
-          <w:rFonts w:eastAsia="Times New Roman" w:cstheme="minorHAnsi"/>
-          <w:b/>
-          <w:szCs w:val="24"/>
-          <w:lang w:eastAsia="en-IN"/>
-        </w:rPr>
-        <w:t>cluvfy</w:t>
-      </w:r>
-      <w:proofErr w:type="spellEnd"/>
-      <w:r>
-        <w:rPr>
-          <w:rFonts w:eastAsia="Times New Roman" w:cstheme="minorHAnsi"/>
-          <w:b/>
-          <w:szCs w:val="24"/>
-          <w:lang w:eastAsia="en-IN"/>
-        </w:rPr>
-        <w:t>.</w:t>
-      </w:r>
-    </w:p>
-    <w:p>
-      <w:pPr>
-        <w:pStyle w:val="ListParagraph"/>
-        <w:numPr>
-          <w:ilvl w:val="0"/>
-          <w:numId w:val="1"/>
-        </w:numPr>
-        <w:spacing w:before="100" w:beforeAutospacing="1" w:after="0" w:line="240" w:lineRule="auto"/>
-        <w:rPr>
-          <w:rFonts w:eastAsia="Times New Roman" w:cstheme="minorHAnsi"/>
-          <w:szCs w:val="24"/>
-          <w:lang w:eastAsia="en-IN"/>
-        </w:rPr>
-      </w:pPr>
-      <w:proofErr w:type="spellStart"/>
-      <w:r>
-        <w:rPr>
-          <w:rFonts w:eastAsia="Times New Roman" w:cstheme="minorHAnsi"/>
-          <w:szCs w:val="24"/>
-          <w:lang w:eastAsia="en-IN"/>
-        </w:rPr>
-        <w:t>c</w:t>
-      </w:r>
-      <w:r>
-        <w:rPr>
-          <w:rFonts w:eastAsia="Times New Roman" w:cstheme="minorHAnsi"/>
-          <w:szCs w:val="24"/>
-          <w:lang w:eastAsia="en-IN"/>
-        </w:rPr>
-        <w:t>luvfy</w:t>
-      </w:r>
-      <w:proofErr w:type="spellEnd"/>
-      <w:r>
-        <w:rPr>
-          <w:rFonts w:eastAsia="Times New Roman" w:cstheme="minorHAnsi"/>
-          <w:szCs w:val="24"/>
-          <w:lang w:eastAsia="en-IN"/>
-        </w:rPr>
-        <w:t xml:space="preserve"> comp –n all </w:t>
-      </w:r>
-      <w:r>
-        <w:rPr>
-          <w:rFonts w:eastAsia="Times New Roman" w:cstheme="minorHAnsi"/>
-          <w:szCs w:val="24"/>
-          <w:lang w:eastAsia="en-IN"/>
-        </w:rPr>
-        <w:t>–</w:t>
-      </w:r>
-      <w:r>
-        <w:rPr>
-          <w:rFonts w:eastAsia="Times New Roman" w:cstheme="minorHAnsi"/>
-          <w:szCs w:val="24"/>
-          <w:lang w:eastAsia="en-IN"/>
-        </w:rPr>
-        <w:t>verbose</w:t>
-      </w:r>
-    </w:p>
-    <w:p>
-      <w:pPr>
-        <w:pStyle w:val="ListParagraph"/>
-        <w:spacing w:before="100" w:beforeAutospacing="1" w:after="0" w:line="240" w:lineRule="auto"/>
-        <w:rPr>
-          <w:rFonts w:eastAsia="Times New Roman" w:cstheme="minorHAnsi"/>
-          <w:szCs w:val="24"/>
-          <w:lang w:eastAsia="en-IN"/>
-        </w:rPr>
-      </w:pPr>
-    </w:p>
-    <w:p>
-      <w:pPr>
-        <w:spacing w:after="0" w:line="240" w:lineRule="auto"/>
-        <w:rPr>
-          <w:rFonts w:eastAsia="Times New Roman" w:cstheme="minorHAnsi"/>
-          <w:b/>
-          <w:sz w:val="24"/>
-          <w:szCs w:val="24"/>
-          <w:lang w:eastAsia="en-IN"/>
-        </w:rPr>
-      </w:pPr>
-      <w:r>
-        <w:rPr>
-          <w:rFonts w:eastAsia="Times New Roman" w:cstheme="minorHAnsi"/>
-          <w:b/>
-          <w:sz w:val="24"/>
-          <w:szCs w:val="24"/>
-          <w:lang w:eastAsia="en-IN"/>
-        </w:rPr>
-        <w:t>Oracle Local Regist</w:t>
-      </w:r>
-      <w:r>
-        <w:rPr>
-          <w:rFonts w:eastAsia="Times New Roman" w:cstheme="minorHAnsi"/>
-          <w:b/>
-          <w:sz w:val="24"/>
-          <w:szCs w:val="24"/>
-          <w:lang w:eastAsia="en-IN"/>
-        </w:rPr>
-        <w:t>ry OLR:</w:t>
-      </w:r>
-    </w:p>
-    <w:p>
-      <w:pPr>
-        <w:pStyle w:val="ListParagraph"/>
-        <w:numPr>
-          <w:ilvl w:val="0"/>
-          <w:numId w:val="1"/>
-        </w:numPr>
-        <w:spacing w:after="0" w:line="240" w:lineRule="auto"/>
-        <w:rPr>
-          <w:rFonts w:eastAsia="Times New Roman" w:cstheme="minorHAnsi"/>
-          <w:szCs w:val="24"/>
-          <w:lang w:eastAsia="en-IN"/>
-        </w:rPr>
-      </w:pPr>
-      <w:r>
-        <w:rPr>
-          <w:rFonts w:eastAsia="Times New Roman" w:cstheme="minorHAnsi"/>
-          <w:szCs w:val="24"/>
-          <w:lang w:eastAsia="en-IN"/>
-        </w:rPr>
-        <w:t>This is node specific.</w:t>
-      </w:r>
-      <w:r>
-        <w:rPr>
-          <w:rFonts w:eastAsia="Times New Roman" w:cstheme="minorHAnsi"/>
-          <w:szCs w:val="24"/>
-          <w:lang w:eastAsia="en-IN"/>
-        </w:rPr>
-        <w:t xml:space="preserve"> Every node will have separate file.</w:t>
-      </w:r>
-    </w:p>
-    <w:p>
-      <w:pPr>
-        <w:pStyle w:val="ListParagraph"/>
-        <w:numPr>
-          <w:ilvl w:val="0"/>
-          <w:numId w:val="1"/>
-        </w:numPr>
-        <w:spacing w:after="0" w:line="240" w:lineRule="auto"/>
-        <w:rPr>
-          <w:rFonts w:eastAsia="Times New Roman" w:cstheme="minorHAnsi"/>
-          <w:szCs w:val="24"/>
-          <w:lang w:eastAsia="en-IN"/>
-        </w:rPr>
-      </w:pPr>
-      <w:proofErr w:type="spellStart"/>
-      <w:r>
-        <w:rPr>
-          <w:rFonts w:eastAsia="Times New Roman" w:cstheme="minorHAnsi"/>
-          <w:b/>
-          <w:szCs w:val="24"/>
-          <w:lang w:eastAsia="en-IN"/>
-        </w:rPr>
-        <w:t>Grid_home</w:t>
-      </w:r>
-      <w:proofErr w:type="spellEnd"/>
-      <w:r>
-        <w:rPr>
-          <w:rFonts w:eastAsia="Times New Roman" w:cstheme="minorHAnsi"/>
-          <w:b/>
-          <w:szCs w:val="24"/>
-          <w:lang w:eastAsia="en-IN"/>
-        </w:rPr>
-        <w:t>/</w:t>
-      </w:r>
-      <w:proofErr w:type="spellStart"/>
-      <w:r>
-        <w:rPr>
-          <w:rFonts w:eastAsia="Times New Roman" w:cstheme="minorHAnsi"/>
-          <w:b/>
-          <w:szCs w:val="24"/>
-          <w:lang w:eastAsia="en-IN"/>
-        </w:rPr>
-        <w:t>cdata</w:t>
-      </w:r>
-      <w:proofErr w:type="spellEnd"/>
-      <w:r>
-        <w:rPr>
-          <w:rFonts w:eastAsia="Times New Roman" w:cstheme="minorHAnsi"/>
-          <w:b/>
-          <w:szCs w:val="24"/>
-          <w:lang w:eastAsia="en-IN"/>
-        </w:rPr>
-        <w:t>/rac4</w:t>
-      </w:r>
-      <w:r>
-        <w:rPr>
-          <w:rFonts w:eastAsia="Times New Roman" w:cstheme="minorHAnsi"/>
-          <w:szCs w:val="24"/>
-          <w:lang w:eastAsia="en-IN"/>
-        </w:rPr>
-        <w:t>.</w:t>
-      </w:r>
-      <w:r>
-        <w:rPr>
-          <w:rFonts w:eastAsia="Times New Roman" w:cstheme="minorHAnsi"/>
-          <w:b/>
-          <w:szCs w:val="24"/>
-          <w:lang w:eastAsia="en-IN"/>
-        </w:rPr>
-        <w:t>olr</w:t>
-      </w:r>
-      <w:r>
-        <w:rPr>
-          <w:rFonts w:eastAsia="Times New Roman" w:cstheme="minorHAnsi"/>
-          <w:szCs w:val="24"/>
-          <w:lang w:eastAsia="en-IN"/>
-        </w:rPr>
-        <w:t xml:space="preserve"> is the file location.</w:t>
-      </w:r>
-    </w:p>
-    <w:p>
-      <w:pPr>
-        <w:pStyle w:val="ListParagraph"/>
-        <w:numPr>
-          <w:ilvl w:val="0"/>
-          <w:numId w:val="1"/>
-        </w:numPr>
-        <w:spacing w:before="100" w:beforeAutospacing="1" w:after="0" w:line="240" w:lineRule="auto"/>
-        <w:rPr>
-          <w:rFonts w:eastAsia="Times New Roman" w:cstheme="minorHAnsi"/>
-          <w:szCs w:val="24"/>
-          <w:lang w:eastAsia="en-IN"/>
-        </w:rPr>
-      </w:pPr>
-      <w:proofErr w:type="spellStart"/>
-      <w:proofErr w:type="gramStart"/>
-      <w:r>
-        <w:rPr>
-          <w:rFonts w:eastAsia="Times New Roman" w:cstheme="minorHAnsi"/>
-          <w:b/>
-          <w:szCs w:val="24"/>
-          <w:lang w:eastAsia="en-IN"/>
-        </w:rPr>
-        <w:t>ocrcheck</w:t>
-      </w:r>
-      <w:proofErr w:type="spellEnd"/>
-      <w:proofErr w:type="gramEnd"/>
-      <w:r>
-        <w:rPr>
-          <w:rFonts w:eastAsia="Times New Roman" w:cstheme="minorHAnsi"/>
-          <w:b/>
-          <w:szCs w:val="24"/>
-          <w:lang w:eastAsia="en-IN"/>
-        </w:rPr>
-        <w:t xml:space="preserve"> </w:t>
-      </w:r>
-      <w:r>
-        <w:rPr>
-          <w:rFonts w:eastAsia="Times New Roman" w:cstheme="minorHAnsi"/>
-          <w:b/>
-          <w:szCs w:val="24"/>
-          <w:lang w:eastAsia="en-IN"/>
-        </w:rPr>
-        <w:t>–local</w:t>
-      </w:r>
-      <w:r>
-        <w:rPr>
-          <w:rFonts w:eastAsia="Times New Roman" w:cstheme="minorHAnsi"/>
-          <w:szCs w:val="24"/>
-          <w:lang w:eastAsia="en-IN"/>
-        </w:rPr>
-        <w:t xml:space="preserve"> is the command to check </w:t>
-      </w:r>
-      <w:r>
-        <w:rPr>
-          <w:rFonts w:eastAsia="Times New Roman" w:cstheme="minorHAnsi"/>
-          <w:b/>
-          <w:color w:val="FF0000"/>
-          <w:szCs w:val="24"/>
-          <w:lang w:eastAsia="en-IN"/>
-        </w:rPr>
-        <w:t xml:space="preserve">OLR </w:t>
-      </w:r>
-      <w:r>
-        <w:rPr>
-          <w:rFonts w:eastAsia="Times New Roman" w:cstheme="minorHAnsi"/>
-          <w:szCs w:val="24"/>
-          <w:lang w:eastAsia="en-IN"/>
-        </w:rPr>
-        <w:t>configuration.</w:t>
-      </w:r>
-    </w:p>
-    <w:p>
-      <w:pPr>
-        <w:pStyle w:val="ListParagraph"/>
-        <w:numPr>
-          <w:ilvl w:val="0"/>
-          <w:numId w:val="1"/>
-        </w:numPr>
-        <w:spacing w:before="100" w:beforeAutospacing="1" w:after="0" w:line="240" w:lineRule="auto"/>
-        <w:rPr>
-          <w:rFonts w:eastAsia="Times New Roman" w:cstheme="minorHAnsi"/>
-          <w:szCs w:val="24"/>
-          <w:lang w:eastAsia="en-IN"/>
-        </w:rPr>
-      </w:pPr>
-      <w:r>
-        <w:rPr>
-          <w:rFonts w:eastAsia="Times New Roman" w:cstheme="minorHAnsi"/>
-          <w:szCs w:val="24"/>
-          <w:lang w:eastAsia="en-IN"/>
-        </w:rPr>
-        <w:t xml:space="preserve">Initially when the cluster is starting ASM disk is not mounted it will read the </w:t>
-      </w:r>
-      <w:r>
-        <w:rPr>
-          <w:rFonts w:eastAsia="Times New Roman" w:cstheme="minorHAnsi"/>
-          <w:b/>
-          <w:color w:val="FF0000"/>
-          <w:szCs w:val="24"/>
-          <w:lang w:eastAsia="en-IN"/>
-        </w:rPr>
-        <w:t>OLR</w:t>
-      </w:r>
-      <w:r>
-        <w:rPr>
-          <w:rFonts w:eastAsia="Times New Roman" w:cstheme="minorHAnsi"/>
-          <w:szCs w:val="24"/>
-          <w:lang w:eastAsia="en-IN"/>
-        </w:rPr>
-        <w:t xml:space="preserve"> file which is the local copy of </w:t>
-      </w:r>
-      <w:r>
-        <w:rPr>
-          <w:rFonts w:eastAsia="Times New Roman" w:cstheme="minorHAnsi"/>
-          <w:b/>
-          <w:color w:val="FF0000"/>
-          <w:szCs w:val="24"/>
-          <w:lang w:eastAsia="en-IN"/>
-        </w:rPr>
-        <w:t>OCR</w:t>
-      </w:r>
-      <w:r>
-        <w:rPr>
-          <w:rFonts w:eastAsia="Times New Roman" w:cstheme="minorHAnsi"/>
-          <w:szCs w:val="24"/>
-          <w:lang w:eastAsia="en-IN"/>
-        </w:rPr>
-        <w:t xml:space="preserve"> file.</w:t>
-      </w:r>
-    </w:p>
-    <w:p>
-      <w:pPr>
-        <w:pStyle w:val="ListParagraph"/>
-        <w:numPr>
-          <w:ilvl w:val="0"/>
-          <w:numId w:val="1"/>
-        </w:numPr>
-        <w:spacing w:before="100" w:beforeAutospacing="1" w:after="0" w:line="240" w:lineRule="auto"/>
-        <w:rPr>
-          <w:rFonts w:eastAsia="Times New Roman" w:cstheme="minorHAnsi"/>
-          <w:szCs w:val="24"/>
-          <w:lang w:eastAsia="en-IN"/>
-        </w:rPr>
-      </w:pPr>
-      <w:r>
-        <w:rPr>
-          <w:rFonts w:eastAsia="Times New Roman" w:cstheme="minorHAnsi"/>
-          <w:szCs w:val="24"/>
-          <w:lang w:eastAsia="en-IN"/>
-        </w:rPr>
-        <w:t>It stores</w:t>
-      </w:r>
-      <w:r>
-        <w:rPr>
-          <w:rFonts w:eastAsia="Times New Roman" w:cstheme="minorHAnsi"/>
+          <w:bCs/>
           <w:szCs w:val="24"/>
           <w:lang w:eastAsia="en-IN"/>
         </w:rPr>
         <w:t xml:space="preserve"> the </w:t>
-      </w:r>
-      <w:r>
-        <w:rPr>
-          <w:rFonts w:eastAsia="Times New Roman" w:cstheme="minorHAnsi"/>
-          <w:szCs w:val="24"/>
-          <w:lang w:eastAsia="en-IN"/>
-        </w:rPr>
-        <w:t xml:space="preserve">information like version of the </w:t>
-      </w:r>
-      <w:proofErr w:type="spellStart"/>
-      <w:r>
-        <w:rPr>
-          <w:rFonts w:eastAsia="Times New Roman" w:cstheme="minorHAnsi"/>
-          <w:szCs w:val="24"/>
-          <w:lang w:eastAsia="en-IN"/>
-        </w:rPr>
-        <w:t>clusterware</w:t>
-      </w:r>
-      <w:proofErr w:type="spellEnd"/>
-      <w:r>
-        <w:rPr>
-          <w:rFonts w:eastAsia="Times New Roman" w:cstheme="minorHAnsi"/>
-          <w:szCs w:val="24"/>
-          <w:lang w:eastAsia="en-IN"/>
-        </w:rPr>
-        <w:t xml:space="preserve"> and </w:t>
-      </w:r>
-      <w:proofErr w:type="spellStart"/>
-      <w:r>
-        <w:rPr>
-          <w:rFonts w:eastAsia="Times New Roman" w:cstheme="minorHAnsi"/>
-          <w:szCs w:val="24"/>
-          <w:lang w:eastAsia="en-IN"/>
-        </w:rPr>
-        <w:t>clusterware</w:t>
-      </w:r>
-      <w:proofErr w:type="spellEnd"/>
-      <w:r>
-        <w:rPr>
-          <w:rFonts w:eastAsia="Times New Roman" w:cstheme="minorHAnsi"/>
-          <w:szCs w:val="24"/>
-          <w:lang w:eastAsia="en-IN"/>
-        </w:rPr>
-        <w:t xml:space="preserve"> configurations which need to be started on the particular node.</w:t>
-      </w:r>
-    </w:p>
-    <w:p>
-      <w:pPr>
-        <w:pStyle w:val="ListParagraph"/>
-        <w:numPr>
-          <w:ilvl w:val="0"/>
-          <w:numId w:val="1"/>
-        </w:numPr>
-        <w:spacing w:before="100" w:beforeAutospacing="1" w:after="0" w:line="240" w:lineRule="auto"/>
-        <w:rPr>
-          <w:rFonts w:eastAsia="Times New Roman" w:cstheme="minorHAnsi"/>
-          <w:szCs w:val="24"/>
-          <w:lang w:eastAsia="en-IN"/>
-        </w:rPr>
-      </w:pPr>
-      <w:r>
-        <w:rPr>
-          <w:rFonts w:eastAsia="Times New Roman" w:cstheme="minorHAnsi"/>
-          <w:szCs w:val="24"/>
-          <w:lang w:eastAsia="en-IN"/>
-        </w:rPr>
-        <w:t xml:space="preserve">If the </w:t>
-      </w:r>
-      <w:r>
-        <w:rPr>
-          <w:rFonts w:eastAsia="Times New Roman" w:cstheme="minorHAnsi"/>
-          <w:b/>
-          <w:color w:val="FF0000"/>
-          <w:szCs w:val="24"/>
-          <w:lang w:eastAsia="en-IN"/>
-        </w:rPr>
-        <w:t>OLR</w:t>
-      </w:r>
-      <w:r>
-        <w:rPr>
-          <w:rFonts w:eastAsia="Times New Roman" w:cstheme="minorHAnsi"/>
-          <w:szCs w:val="24"/>
-          <w:lang w:eastAsia="en-IN"/>
-        </w:rPr>
-        <w:t xml:space="preserve"> file is missing or corr</w:t>
-      </w:r>
-      <w:r>
-        <w:rPr>
-          <w:rFonts w:eastAsia="Times New Roman" w:cstheme="minorHAnsi"/>
-          <w:szCs w:val="24"/>
-          <w:lang w:eastAsia="en-IN"/>
-        </w:rPr>
-        <w:t xml:space="preserve">upted it is not possible to </w:t>
-      </w:r>
-      <w:r>
-        <w:rPr>
-          <w:rFonts w:eastAsia="Times New Roman" w:cstheme="minorHAnsi"/>
-          <w:b/>
-          <w:color w:val="FF0000"/>
-          <w:szCs w:val="24"/>
-          <w:lang w:eastAsia="en-IN"/>
-        </w:rPr>
-        <w:t>start</w:t>
-      </w:r>
-      <w:r>
-        <w:rPr>
-          <w:rFonts w:eastAsia="Times New Roman" w:cstheme="minorHAnsi"/>
-          <w:szCs w:val="24"/>
-          <w:lang w:eastAsia="en-IN"/>
-        </w:rPr>
-        <w:t xml:space="preserve"> cluster on that node.</w:t>
-      </w:r>
-    </w:p>
-    <w:p>
-      <w:pPr>
-        <w:pStyle w:val="ListParagraph"/>
-        <w:numPr>
-          <w:ilvl w:val="0"/>
-          <w:numId w:val="1"/>
-        </w:numPr>
-        <w:spacing w:before="100" w:beforeAutospacing="1" w:after="0" w:line="240" w:lineRule="auto"/>
-        <w:rPr>
-          <w:rFonts w:eastAsia="Times New Roman" w:cstheme="minorHAnsi"/>
-          <w:szCs w:val="24"/>
-          <w:lang w:eastAsia="en-IN"/>
-        </w:rPr>
-      </w:pPr>
-      <w:proofErr w:type="spellStart"/>
-      <w:proofErr w:type="gramStart"/>
-      <w:r>
-        <w:rPr>
-          <w:rFonts w:eastAsia="Times New Roman" w:cstheme="minorHAnsi"/>
-          <w:b/>
-          <w:szCs w:val="24"/>
-          <w:lang w:eastAsia="en-IN"/>
-        </w:rPr>
-        <w:t>o</w:t>
-      </w:r>
-      <w:r>
-        <w:rPr>
-          <w:rFonts w:eastAsia="Times New Roman" w:cstheme="minorHAnsi"/>
-          <w:b/>
-          <w:szCs w:val="24"/>
-          <w:lang w:eastAsia="en-IN"/>
-        </w:rPr>
-        <w:t>crconfig</w:t>
-      </w:r>
-      <w:proofErr w:type="spellEnd"/>
-      <w:proofErr w:type="gramEnd"/>
-      <w:r>
-        <w:rPr>
-          <w:rFonts w:eastAsia="Times New Roman" w:cstheme="minorHAnsi"/>
-          <w:b/>
-          <w:szCs w:val="24"/>
-          <w:lang w:eastAsia="en-IN"/>
-        </w:rPr>
-        <w:t xml:space="preserve"> –local –</w:t>
-      </w:r>
-      <w:proofErr w:type="spellStart"/>
-      <w:r>
-        <w:rPr>
-          <w:rFonts w:eastAsia="Times New Roman" w:cstheme="minorHAnsi"/>
-          <w:b/>
-          <w:szCs w:val="24"/>
-          <w:lang w:eastAsia="en-IN"/>
-        </w:rPr>
-        <w:t>showbackup</w:t>
-      </w:r>
-      <w:proofErr w:type="spellEnd"/>
-      <w:r>
-        <w:rPr>
-          <w:rFonts w:eastAsia="Times New Roman" w:cstheme="minorHAnsi"/>
-          <w:szCs w:val="24"/>
-          <w:lang w:eastAsia="en-IN"/>
-        </w:rPr>
-        <w:t xml:space="preserve"> </w:t>
-      </w:r>
-      <w:r>
-        <w:rPr>
-          <w:rFonts w:eastAsia="Times New Roman" w:cstheme="minorHAnsi"/>
-          <w:bCs/>
-          <w:szCs w:val="24"/>
-          <w:lang w:eastAsia="en-IN"/>
-        </w:rPr>
-        <w:t xml:space="preserve">this will shows the </w:t>
       </w:r>
       <w:r>
         <w:rPr>
@@ -3260,7 +3271,6 @@
         </w:rPr>
       </w:pPr>
       <w:proofErr w:type="spellStart"/>
-      <w:proofErr w:type="gramStart"/>
       <w:r>
         <w:rPr>
           <w:rFonts w:eastAsia="Times New Roman" w:cstheme="minorHAnsi"/>
@@ -3271,7 +3281,6 @@
         <w:t>ocrconfig</w:t>
       </w:r>
       <w:proofErr w:type="spellEnd"/>
-      <w:proofErr w:type="gramEnd"/>
       <w:r>
         <w:rPr>
           <w:rFonts w:eastAsia="Times New Roman" w:cstheme="minorHAnsi"/>
@@ -3756,14 +3765,25 @@
           <w:lang w:eastAsia="en-IN"/>
         </w:rPr>
       </w:pPr>
-      <w:r>
-        <w:rPr>
-          <w:rFonts w:eastAsia="Times New Roman" w:cstheme="minorHAnsi"/>
-          <w:b/>
-          <w:sz w:val="24"/>
-          <w:szCs w:val="24"/>
-          <w:lang w:eastAsia="en-IN"/>
-        </w:rPr>
+    </w:p>
+    <w:p>
+      <w:pPr>
+        <w:spacing w:before="100" w:beforeAutospacing="1" w:after="0" w:line="240" w:lineRule="auto"/>
+        <w:rPr>
+          <w:rFonts w:eastAsia="Times New Roman" w:cstheme="minorHAnsi"/>
+          <w:szCs w:val="24"/>
+          <w:lang w:eastAsia="en-IN"/>
+        </w:rPr>
+      </w:pPr>
+      <w:r>
+        <w:rPr>
+          <w:rFonts w:eastAsia="Times New Roman" w:cstheme="minorHAnsi"/>
+          <w:b/>
+          <w:sz w:val="24"/>
+          <w:szCs w:val="24"/>
+          <w:lang w:eastAsia="en-IN"/>
+        </w:rPr>
+        <w:lastRenderedPageBreak/>
         <w:t xml:space="preserve">Cluster </w:t>
       </w:r>
       <w:r>
@@ -3818,7 +3838,6 @@
           <w:szCs w:val="24"/>
           <w:lang w:eastAsia="en-IN"/>
         </w:rPr>
-        <w:lastRenderedPageBreak/>
         <w:t>When the server</w:t>
       </w:r>
       <w:r>
@@ -4305,7 +4324,20 @@
         </w:rPr>
       </w:pPr>
       <w:r>
-        <w:t>This profile is protected by the digital signature wallet.</w:t>
+        <w:t xml:space="preserve">This profile is protected by the digital signature </w:t>
+      </w:r>
+      <w:r>
+        <w:rPr>
+          <w:b/>
+          <w:bCs/>
+          <w:color w:val="EE0000"/>
+          <w:sz w:val="24"/>
+          <w:szCs w:val="24"/>
+        </w:rPr>
+        <w:t>wallet</w:t>
+      </w:r>
+      <w:r>
+        <w:t>.</w:t>
       </w:r>
     </w:p>
     <w:p>
@@ -4380,7 +4412,6 @@
         </w:rPr>
       </w:pPr>
       <w:proofErr w:type="spellStart"/>
-      <w:proofErr w:type="gramStart"/>
       <w:r>
         <w:rPr>
           <w:rFonts w:eastAsia="Times New Roman" w:cstheme="minorHAnsi"/>
@@ -4393,7 +4424,6 @@
         <w:t>gpnptool</w:t>
       </w:r>
       <w:proofErr w:type="spellEnd"/>
-      <w:proofErr w:type="gramEnd"/>
       <w:r>
         <w:rPr>
           <w:rFonts w:eastAsia="Times New Roman" w:cstheme="minorHAnsi"/>
@@ -4707,7 +4737,7 @@
         <w:t xml:space="preserve"> process </w:t>
       </w:r>
       <w:r>
-        <w:t xml:space="preserve">is the process responsible for maintaining and monitoring the </w:t>
+        <w:t xml:space="preserve">is responsible for maintaining and monitoring the </w:t>
       </w:r>
       <w:r>
         <w:rPr>
@@ -4918,8 +4948,6 @@
         <w:spacing w:after="0" w:line="240" w:lineRule="auto"/>
         <w:rPr>
           <w:rFonts w:eastAsia="Times New Roman" w:cstheme="minorHAnsi"/>
-          <w:b/>
-          <w:sz w:val="24"/>
           <w:szCs w:val="24"/>
           <w:lang w:eastAsia="en-IN"/>
         </w:rPr>
@@ -4934,7 +4962,6 @@
         </w:rPr>
         <w:t>To know cluster version</w:t>
       </w:r>
-      <w:proofErr w:type="gramStart"/>
       <w:r>
         <w:rPr>
           <w:rFonts w:eastAsia="Times New Roman" w:cstheme="minorHAnsi"/>
@@ -4955,7 +4982,6 @@
         </w:rPr>
         <w:t>.</w:t>
       </w:r>
-      <w:proofErr w:type="gramEnd"/>
       <w:r>
         <w:rPr>
           <w:rFonts w:eastAsia="Times New Roman" w:cstheme="minorHAnsi"/>
@@ -4974,6 +5000,47 @@
         <w:t>cemutlo</w:t>
       </w:r>
       <w:proofErr w:type="spellEnd"/>
+    </w:p>
+    <w:p>
+      <w:pPr>
+        <w:pStyle w:val="ListParagraph"/>
+        <w:numPr>
+          <w:ilvl w:val="0"/>
+          <w:numId w:val="1"/>
+        </w:numPr>
+        <w:spacing w:after="0" w:line="240" w:lineRule="auto"/>
+        <w:rPr>
+          <w:rFonts w:eastAsia="Times New Roman" w:cstheme="minorHAnsi"/>
+          <w:szCs w:val="24"/>
+          <w:lang w:eastAsia="en-IN"/>
+        </w:rPr>
+      </w:pPr>
+      <w:r>
+        <w:rPr>
+          <w:rFonts w:eastAsia="Times New Roman" w:cstheme="minorHAnsi"/>
+          <w:szCs w:val="24"/>
+          <w:lang w:eastAsia="en-IN"/>
+        </w:rPr>
+        <w:t xml:space="preserve">cd </w:t>
+      </w:r>
+      <w:proofErr w:type="spellStart"/>
+      <w:r>
+        <w:rPr>
+          <w:rFonts w:eastAsia="Times New Roman" w:cstheme="minorHAnsi"/>
+          <w:szCs w:val="24"/>
+          <w:lang w:eastAsia="en-IN"/>
+        </w:rPr>
+        <w:t>grid_home</w:t>
+      </w:r>
+      <w:proofErr w:type="spellEnd"/>
+      <w:r>
+        <w:rPr>
+          <w:rFonts w:eastAsia="Times New Roman" w:cstheme="minorHAnsi"/>
+          <w:szCs w:val="24"/>
+          <w:lang w:eastAsia="en-IN"/>
+        </w:rPr>
+        <w:t>/bin</w:t>
+      </w:r>
     </w:p>
     <w:p>
       <w:pPr>
@@ -5362,22 +5429,6 @@
       <w:pPr>
         <w:spacing w:after="0" w:line="240" w:lineRule="auto"/>
         <w:rPr>
-          <w:rStyle w:val="Strong"/>
-        </w:rPr>
-      </w:pPr>
-    </w:p>
-    <w:p>
-      <w:pPr>
-        <w:spacing w:after="0" w:line="240" w:lineRule="auto"/>
-        <w:rPr>
-          <w:rStyle w:val="Strong"/>
-        </w:rPr>
-      </w:pPr>
-    </w:p>
-    <w:p>
-      <w:pPr>
-        <w:spacing w:after="0" w:line="240" w:lineRule="auto"/>
-        <w:rPr>
           <w:sz w:val="24"/>
         </w:rPr>
       </w:pPr>
@@ -5541,7 +5592,23 @@
           <w:szCs w:val="24"/>
           <w:lang w:eastAsia="en-IN"/>
         </w:rPr>
-        <w:t>clufy</w:t>
+        <w:t>clu</w:t>
+      </w:r>
+      <w:r>
+        <w:rPr>
+          <w:rFonts w:eastAsia="Times New Roman" w:cstheme="minorHAnsi"/>
+          <w:szCs w:val="24"/>
+          <w:lang w:eastAsia="en-IN"/>
+        </w:rPr>
+        <w:t>v</w:t>
+      </w:r>
+      <w:r>
+        <w:rPr>
+          <w:rFonts w:eastAsia="Times New Roman" w:cstheme="minorHAnsi"/>
+          <w:szCs w:val="24"/>
+          <w:lang w:eastAsia="en-IN"/>
+        </w:rPr>
+        <w:t>fy</w:t>
       </w:r>
       <w:proofErr w:type="spellEnd"/>
       <w:r>
@@ -5604,6 +5671,34 @@
         </w:rPr>
         <w:t xml:space="preserve">: </w:t>
       </w:r>
+      <w:r>
+        <w:rPr>
+          <w:rFonts w:eastAsia="Times New Roman" w:cstheme="minorHAnsi"/>
+          <w:szCs w:val="24"/>
+          <w:lang w:eastAsia="en-IN"/>
+        </w:rPr>
+        <w:t xml:space="preserve"> </w:t>
+      </w:r>
+      <w:r>
+        <w:rPr>
+          <w:rFonts w:eastAsia="Times New Roman" w:cstheme="minorHAnsi"/>
+          <w:color w:val="EE0000"/>
+          <w:szCs w:val="24"/>
+          <w:lang w:eastAsia="en-IN"/>
+        </w:rPr>
+        <w:t>/etc/</w:t>
+      </w:r>
+      <w:proofErr w:type="spellStart"/>
+      <w:r>
+        <w:rPr>
+          <w:rFonts w:eastAsia="Times New Roman" w:cstheme="minorHAnsi"/>
+          <w:color w:val="EE0000"/>
+          <w:szCs w:val="24"/>
+          <w:lang w:eastAsia="en-IN"/>
+        </w:rPr>
+        <w:t>ntp.conf</w:t>
+      </w:r>
+      <w:proofErr w:type="spellEnd"/>
     </w:p>
     <w:p>
       <w:pPr>
@@ -5701,6 +5796,26 @@
         </w:rPr>
         <w:t xml:space="preserve"> </w:t>
       </w:r>
+      <w:r>
+        <w:rPr>
+          <w:rFonts w:eastAsia="Times New Roman" w:cstheme="minorHAnsi"/>
+          <w:color w:val="EE0000"/>
+          <w:szCs w:val="24"/>
+          <w:lang w:eastAsia="en-IN"/>
+        </w:rPr>
+        <w:t>/etc/</w:t>
+      </w:r>
+      <w:proofErr w:type="spellStart"/>
+      <w:r>
+        <w:rPr>
+          <w:rFonts w:eastAsia="Times New Roman" w:cstheme="minorHAnsi"/>
+          <w:color w:val="EE0000"/>
+          <w:szCs w:val="24"/>
+          <w:lang w:eastAsia="en-IN"/>
+        </w:rPr>
+        <w:t>ntp.conf</w:t>
+      </w:r>
+      <w:proofErr w:type="spellEnd"/>
     </w:p>
     <w:p>
       <w:pPr>
@@ -5957,6 +6072,15 @@
         </w:rPr>
         <w:t xml:space="preserve"> from 11.2.0.2 or above.</w:t>
       </w:r>
+      <w:r>
+        <w:rPr>
+          <w:rFonts w:eastAsia="Times New Roman" w:cstheme="minorHAnsi"/>
+          <w:sz w:val="24"/>
+          <w:szCs w:val="24"/>
+          <w:lang w:eastAsia="en-IN"/>
+        </w:rPr>
+        <w:t xml:space="preserve"> </w:t>
+      </w:r>
     </w:p>
     <w:p>
       <w:pPr>
@@ -6004,6 +6128,16 @@
           <w:szCs w:val="24"/>
           <w:lang w:eastAsia="en-IN"/>
         </w:rPr>
+        <w:t xml:space="preserve"> </w:t>
+      </w:r>
+      <w:r>
+        <w:rPr>
+          <w:rFonts w:eastAsia="Times New Roman" w:cstheme="minorHAnsi"/>
+          <w:b/>
+          <w:sz w:val="24"/>
+          <w:szCs w:val="24"/>
+          <w:lang w:eastAsia="en-IN"/>
+        </w:rPr>
         <w:t xml:space="preserve">: </w:t>
       </w:r>
       <w:proofErr w:type="spellStart"/>
@@ -6037,19 +6171,7 @@
           <w:szCs w:val="24"/>
           <w:lang w:eastAsia="en-IN"/>
         </w:rPr>
-        <w:t>ef|gr</w:t>
-      </w:r>
-      <w:bookmarkStart w:id="0" w:name="_GoBack"/>
-      <w:bookmarkEnd w:id="0"/>
-      <w:r>
-        <w:rPr>
-          <w:rFonts w:eastAsia="Times New Roman" w:cstheme="minorHAnsi"/>
-          <w:b/>
-          <w:sz w:val="24"/>
-          <w:szCs w:val="24"/>
-          <w:lang w:eastAsia="en-IN"/>
-        </w:rPr>
-        <w:t>ep</w:t>
+        <w:t>ef|grep</w:t>
       </w:r>
       <w:proofErr w:type="spellEnd"/>
       <w:r>
@@ -6144,7 +6266,23 @@
           <w:szCs w:val="24"/>
           <w:lang w:eastAsia="en-IN"/>
         </w:rPr>
-        <w:t>This process runs every node of the cluster.</w:t>
+        <w:t xml:space="preserve">This process runs </w:t>
+      </w:r>
+      <w:r>
+        <w:rPr>
+          <w:rFonts w:eastAsia="Times New Roman" w:cstheme="minorHAnsi"/>
+          <w:szCs w:val="24"/>
+          <w:lang w:eastAsia="en-IN"/>
+        </w:rPr>
+        <w:t xml:space="preserve">on </w:t>
+      </w:r>
+      <w:r>
+        <w:rPr>
+          <w:rFonts w:eastAsia="Times New Roman" w:cstheme="minorHAnsi"/>
+          <w:szCs w:val="24"/>
+          <w:lang w:eastAsia="en-IN"/>
+        </w:rPr>
+        <w:t>every node of the cluster.</w:t>
       </w:r>
     </w:p>
     <w:p>
@@ -6191,8 +6329,8 @@
 </file>
 
 <file path=word/numbering.xml><?xml version="1.0" encoding="utf-8"?>
-<w:numbering xmlns:wpc="http://schemas.microsoft.com/office/word/2010/wordprocessingCanvas" xmlns:mc="http://schemas.openxmlformats.org/markup-compatibility/2006" xmlns:o="urn:schemas-microsoft-com:office:office" xmlns:r="http://schemas.openxmlformats.org/officeDocument/2006/relationships" xmlns:m="http://schemas.openxmlformats.org/officeDocument/2006/math" xmlns:v="urn:schemas-microsoft-com:vml" xmlns:wp14="http://schemas.microsoft.com/office/word/2010/wordprocessingDrawing" xmlns:wp="http://schemas.openxmlformats.org/drawingml/2006/wordprocessingDrawing" xmlns:w10="urn:schemas-microsoft-com:office:word" xmlns:w="http://schemas.openxmlformats.org/wordprocessingml/2006/main" xmlns:w14="http://schemas.microsoft.com/office/word/2010/wordml" xmlns:w15="http://schemas.microsoft.com/office/word/2012/wordml" xmlns:wpg="http://schemas.microsoft.com/office/word/2010/wordprocessingGroup" xmlns:wpi="http://schemas.microsoft.com/office/word/2010/wordprocessingInk" xmlns:wne="http://schemas.microsoft.com/office/word/2006/wordml" xmlns:wps="http://schemas.microsoft.com/office/word/2010/wordprocessingShape" mc:Ignorable="w14 w15 wp14">
-  <w:abstractNum w:abstractNumId="0">
+<w:numbering xmlns:wpc="http://schemas.microsoft.com/office/word/2010/wordprocessingCanvas" xmlns:cx="http://schemas.microsoft.com/office/drawing/2014/chartex" xmlns:cx1="http://schemas.microsoft.com/office/drawing/2015/9/8/chartex" xmlns:cx2="http://schemas.microsoft.com/office/drawing/2015/10/21/chartex" xmlns:cx3="http://schemas.microsoft.com/office/drawing/2016/5/9/chartex" xmlns:cx4="http://schemas.microsoft.com/office/drawing/2016/5/10/chartex" xmlns:cx5="http://schemas.microsoft.com/office/drawing/2016/5/11/chartex" xmlns:cx6="http://schemas.microsoft.com/office/drawing/2016/5/12/chartex" xmlns:cx7="http://schemas.microsoft.com/office/drawing/2016/5/13/chartex" xmlns:cx8="http://schemas.microsoft.com/office/drawing/2016/5/14/chartex" xmlns:mc="http://schemas.openxmlformats.org/markup-compatibility/2006" xmlns:aink="http://schemas.microsoft.com/office/drawing/2016/ink" xmlns:am3d="http://schemas.microsoft.com/office/drawing/2017/model3d" xmlns:o="urn:schemas-microsoft-com:office:office" xmlns:oel="http://schemas.microsoft.com/office/2019/extlst" xmlns:r="http://schemas.openxmlformats.org/officeDocument/2006/relationships" xmlns:m="http://schemas.openxmlformats.org/officeDocument/2006/math" xmlns:v="urn:schemas-microsoft-com:vml" xmlns:wp14="http://schemas.microsoft.com/office/word/2010/wordprocessingDrawing" xmlns:wp="http://schemas.openxmlformats.org/drawingml/2006/wordprocessingDrawing" xmlns:w10="urn:schemas-microsoft-com:office:word" xmlns:w="http://schemas.openxmlformats.org/wordprocessingml/2006/main" xmlns:w14="http://schemas.microsoft.com/office/word/2010/wordml" xmlns:w15="http://schemas.microsoft.com/office/word/2012/wordml" xmlns:w16cex="http://schemas.microsoft.com/office/word/2018/wordml/cex" xmlns:w16cid="http://schemas.microsoft.com/office/word/2016/wordml/cid" xmlns:w16="http://schemas.microsoft.com/office/word/2018/wordml" xmlns:w16du="http://schemas.microsoft.com/office/word/2023/wordml/word16du" xmlns:w16sdtdh="http://schemas.microsoft.com/office/word/2020/wordml/sdtdatahash" xmlns:w16sdtfl="http://schemas.microsoft.com/office/word/2024/wordml/sdtformatlock" xmlns:w16se="http://schemas.microsoft.com/office/word/2015/wordml/symex" xmlns:wpg="http://schemas.microsoft.com/office/word/2010/wordprocessingGroup" xmlns:wpi="http://schemas.microsoft.com/office/word/2010/wordprocessingInk" xmlns:wne="http://schemas.microsoft.com/office/word/2006/wordml" xmlns:wps="http://schemas.microsoft.com/office/word/2010/wordprocessingShape" mc:Ignorable="w14 w15 w16se w16cid w16 w16cex w16sdtdh w16sdtfl w16du wp14">
+  <w:abstractNum w:abstractNumId="0" w15:restartNumberingAfterBreak="0">
     <w:nsid w:val="0F4329BA"/>
     <w:multiLevelType w:val="hybridMultilevel"/>
     <w:tmpl w:val="37EA6026"/>
@@ -6304,7 +6442,7 @@
       </w:rPr>
     </w:lvl>
   </w:abstractNum>
-  <w:abstractNum w:abstractNumId="1">
+  <w:abstractNum w:abstractNumId="1" w15:restartNumberingAfterBreak="0">
     <w:nsid w:val="113425E1"/>
     <w:multiLevelType w:val="hybridMultilevel"/>
     <w:tmpl w:val="2E5244A6"/>
@@ -6416,7 +6554,7 @@
       </w:rPr>
     </w:lvl>
   </w:abstractNum>
-  <w:abstractNum w:abstractNumId="2">
+  <w:abstractNum w:abstractNumId="2" w15:restartNumberingAfterBreak="0">
     <w:nsid w:val="1EA1478E"/>
     <w:multiLevelType w:val="hybridMultilevel"/>
     <w:tmpl w:val="B8681C28"/>
@@ -6528,7 +6666,7 @@
       </w:rPr>
     </w:lvl>
   </w:abstractNum>
-  <w:abstractNum w:abstractNumId="3">
+  <w:abstractNum w:abstractNumId="3" w15:restartNumberingAfterBreak="0">
     <w:nsid w:val="268C72E4"/>
     <w:multiLevelType w:val="hybridMultilevel"/>
     <w:tmpl w:val="58CC1DCE"/>
@@ -6641,7 +6779,7 @@
       </w:rPr>
     </w:lvl>
   </w:abstractNum>
-  <w:abstractNum w:abstractNumId="4">
+  <w:abstractNum w:abstractNumId="4" w15:restartNumberingAfterBreak="0">
     <w:nsid w:val="39507667"/>
     <w:multiLevelType w:val="hybridMultilevel"/>
     <w:tmpl w:val="54081972"/>
@@ -6754,7 +6892,7 @@
       </w:rPr>
     </w:lvl>
   </w:abstractNum>
-  <w:abstractNum w:abstractNumId="5">
+  <w:abstractNum w:abstractNumId="5" w15:restartNumberingAfterBreak="0">
     <w:nsid w:val="3DDC6FD2"/>
     <w:multiLevelType w:val="hybridMultilevel"/>
     <w:tmpl w:val="246E161C"/>
@@ -6843,7 +6981,7 @@
       </w:pPr>
     </w:lvl>
   </w:abstractNum>
-  <w:abstractNum w:abstractNumId="6">
+  <w:abstractNum w:abstractNumId="6" w15:restartNumberingAfterBreak="0">
     <w:nsid w:val="41AF2041"/>
     <w:multiLevelType w:val="multilevel"/>
     <w:tmpl w:val="11BCCCFA"/>
@@ -6992,7 +7130,7 @@
       </w:rPr>
     </w:lvl>
   </w:abstractNum>
-  <w:abstractNum w:abstractNumId="7">
+  <w:abstractNum w:abstractNumId="7" w15:restartNumberingAfterBreak="0">
     <w:nsid w:val="4AAA10DB"/>
     <w:multiLevelType w:val="hybridMultilevel"/>
     <w:tmpl w:val="3E163BCA"/>
@@ -7081,7 +7219,7 @@
       </w:pPr>
     </w:lvl>
   </w:abstractNum>
-  <w:abstractNum w:abstractNumId="8">
+  <w:abstractNum w:abstractNumId="8" w15:restartNumberingAfterBreak="0">
     <w:nsid w:val="4FF703B6"/>
     <w:multiLevelType w:val="multilevel"/>
     <w:tmpl w:val="17DC9692"/>
@@ -7230,38 +7368,38 @@
       </w:rPr>
     </w:lvl>
   </w:abstractNum>
-  <w:num w:numId="1">
+  <w:num w:numId="1" w16cid:durableId="126440675">
     <w:abstractNumId w:val="2"/>
   </w:num>
-  <w:num w:numId="2">
+  <w:num w:numId="2" w16cid:durableId="186066726">
     <w:abstractNumId w:val="8"/>
   </w:num>
-  <w:num w:numId="3">
+  <w:num w:numId="3" w16cid:durableId="1022244210">
     <w:abstractNumId w:val="3"/>
   </w:num>
-  <w:num w:numId="4">
+  <w:num w:numId="4" w16cid:durableId="516965693">
     <w:abstractNumId w:val="7"/>
   </w:num>
-  <w:num w:numId="5">
+  <w:num w:numId="5" w16cid:durableId="1654721008">
     <w:abstractNumId w:val="5"/>
   </w:num>
-  <w:num w:numId="6">
+  <w:num w:numId="6" w16cid:durableId="453721252">
     <w:abstractNumId w:val="4"/>
   </w:num>
-  <w:num w:numId="7">
+  <w:num w:numId="7" w16cid:durableId="844709117">
     <w:abstractNumId w:val="1"/>
   </w:num>
-  <w:num w:numId="8">
+  <w:num w:numId="8" w16cid:durableId="843209955">
     <w:abstractNumId w:val="6"/>
   </w:num>
-  <w:num w:numId="9">
+  <w:num w:numId="9" w16cid:durableId="570702391">
     <w:abstractNumId w:val="0"/>
   </w:num>
 </w:numbering>
 </file>
 
 <file path=word/styles.xml><?xml version="1.0" encoding="utf-8"?>
-<w:styles xmlns:mc="http://schemas.openxmlformats.org/markup-compatibility/2006" xmlns:r="http://schemas.openxmlformats.org/officeDocument/2006/relationships" xmlns:w="http://schemas.openxmlformats.org/wordprocessingml/2006/main" xmlns:w14="http://schemas.microsoft.com/office/word/2010/wordml" xmlns:w15="http://schemas.microsoft.com/office/word/2012/wordml" mc:Ignorable="w14 w15">
+<w:styles xmlns:mc="http://schemas.openxmlformats.org/markup-compatibility/2006" xmlns:r="http://schemas.openxmlformats.org/officeDocument/2006/relationships" xmlns:w="http://schemas.openxmlformats.org/wordprocessingml/2006/main" xmlns:w14="http://schemas.microsoft.com/office/word/2010/wordml" xmlns:w15="http://schemas.microsoft.com/office/word/2012/wordml" xmlns:w16cex="http://schemas.microsoft.com/office/word/2018/wordml/cex" xmlns:w16cid="http://schemas.microsoft.com/office/word/2016/wordml/cid" xmlns:w16="http://schemas.microsoft.com/office/word/2018/wordml" xmlns:w16du="http://schemas.microsoft.com/office/word/2023/wordml/word16du" xmlns:w16sdtdh="http://schemas.microsoft.com/office/word/2020/wordml/sdtdatahash" xmlns:w16sdtfl="http://schemas.microsoft.com/office/word/2024/wordml/sdtformatlock" xmlns:w16se="http://schemas.microsoft.com/office/word/2015/wordml/symex" mc:Ignorable="w14 w15 w16se w16cid w16 w16cex w16sdtdh w16sdtfl w16du">
   <w:docDefaults>
     <w:rPrDefault>
       <w:rPr>
@@ -7277,7 +7415,7 @@
       </w:pPr>
     </w:pPrDefault>
   </w:docDefaults>
-  <w:latentStyles w:defLockedState="0" w:defUIPriority="99" w:defSemiHidden="0" w:defUnhideWhenUsed="0" w:defQFormat="0" w:count="371">
+  <w:latentStyles w:defLockedState="0" w:defUIPriority="99" w:defSemiHidden="0" w:defUnhideWhenUsed="0" w:defQFormat="0" w:count="376">
     <w:lsdException w:name="Normal" w:uiPriority="0" w:qFormat="1"/>
     <w:lsdException w:name="heading 1" w:uiPriority="9" w:qFormat="1"/>
     <w:lsdException w:name="heading 2" w:semiHidden="1" w:uiPriority="9" w:unhideWhenUsed="1" w:qFormat="1"/>
@@ -7649,6 +7787,11 @@
     <w:lsdException w:name="List Table 5 Dark Accent 6" w:uiPriority="50"/>
     <w:lsdException w:name="List Table 6 Colorful Accent 6" w:uiPriority="51"/>
     <w:lsdException w:name="List Table 7 Colorful Accent 6" w:uiPriority="52"/>
+    <w:lsdException w:name="Mention" w:semiHidden="1" w:unhideWhenUsed="1"/>
+    <w:lsdException w:name="Smart Hyperlink" w:semiHidden="1" w:unhideWhenUsed="1"/>
+    <w:lsdException w:name="Hashtag" w:semiHidden="1" w:unhideWhenUsed="1"/>
+    <w:lsdException w:name="Unresolved Mention" w:semiHidden="1" w:unhideWhenUsed="1"/>
+    <w:lsdException w:name="Smart Link" w:semiHidden="1" w:unhideWhenUsed="1"/>
   </w:latentStyles>
   <w:style w:type="paragraph" w:default="1" w:styleId="Normal">
     <w:name w:val="Normal"/>
